--- a/docs/word/07 - Fluxo de bloqueio.docx
+++ b/docs/word/07 - Fluxo de bloqueio.docx
@@ -92,7 +92,7 @@
           <w:sz w:val="22"/>
           <w:szCs w:val="22"/>
         </w:rPr>
-        <w:t xml:space="preserve">Atualizado em 17 de outubro de 2026</w:t>
+        <w:t xml:space="preserve">Atualizado em 23 de outubro de 2026</w:t>
       </w:r>
     </w:p>
     <w:p>
@@ -118,11 +118,11 @@
       <w:pPr>
         <w:pStyle w:val="Heading1"/>
       </w:pPr>
-      <w:bookmarkStart w:name="_Toc63" w:id="63"/>
+      <w:bookmarkStart w:name="_Toc66" w:id="66"/>
       <w:r>
         <w:t xml:space="preserve">Sumário</w:t>
       </w:r>
-      <w:bookmarkEnd w:id="63"/>
+      <w:bookmarkEnd w:id="66"/>
     </w:p>
     <w:p>
       <w:r>
@@ -153,7 +153,7 @@
             <w:instrText xml:space="preserve">TOC \h \o "1-2"</w:instrText>
             <w:fldChar w:fldCharType="separate"/>
           </w:r>
-          <w:hyperlink w:history="1" w:anchor="_Toc63">
+          <w:hyperlink w:history="1" w:anchor="_Toc66">
             <w:r>
               <w:t xml:space="preserve">Sumário</w:t>
             </w:r>
@@ -162,7 +162,7 @@
             </w:r>
             <w:r>
               <w:fldChar w:fldCharType="begin" w:dirty="true"/>
-              <w:instrText xml:space="preserve">PAGEREF _Toc63 \h</w:instrText>
+              <w:instrText xml:space="preserve">PAGEREF _Toc66 \h</w:instrText>
               <w:fldChar w:fldCharType="separate"/>
               <w:fldChar w:fldCharType="end"/>
             </w:r>
@@ -175,78 +175,9 @@
               <w:tab w:val="right" w:pos="9638" w:leader="dot"/>
             </w:tabs>
           </w:pPr>
-          <w:hyperlink w:history="1" w:anchor="_Toc64">
+          <w:hyperlink w:history="1" w:anchor="_Toc67">
             <w:r>
               <w:t xml:space="preserve">Workflow de bloqueio (01:00)</w:t>
-            </w:r>
-            <w:r>
-              <w:tab/>
-            </w:r>
-            <w:r>
-              <w:fldChar w:fldCharType="begin" w:dirty="true"/>
-              <w:instrText xml:space="preserve">PAGEREF _Toc64 \h</w:instrText>
-              <w:fldChar w:fldCharType="separate"/>
-              <w:fldChar w:fldCharType="end"/>
-            </w:r>
-          </w:hyperlink>
-        </w:p>
-        <w:p>
-          <w:pPr>
-            <w:pStyle w:val="TOC2"/>
-            <w:tabs>
-              <w:tab w:val="right" w:pos="9638" w:leader="dot"/>
-            </w:tabs>
-            <w:ind w:left="220"/>
-          </w:pPr>
-          <w:hyperlink w:history="1" w:anchor="_Toc65">
-            <w:r>
-              <w:t xml:space="preserve">Para que serve</w:t>
-            </w:r>
-            <w:r>
-              <w:tab/>
-            </w:r>
-            <w:r>
-              <w:fldChar w:fldCharType="begin" w:dirty="true"/>
-              <w:instrText xml:space="preserve">PAGEREF _Toc65 \h</w:instrText>
-              <w:fldChar w:fldCharType="separate"/>
-              <w:fldChar w:fldCharType="end"/>
-            </w:r>
-          </w:hyperlink>
-        </w:p>
-        <w:p>
-          <w:pPr>
-            <w:pStyle w:val="TOC2"/>
-            <w:tabs>
-              <w:tab w:val="right" w:pos="9638" w:leader="dot"/>
-            </w:tabs>
-            <w:ind w:left="220"/>
-          </w:pPr>
-          <w:hyperlink w:history="1" w:anchor="_Toc66">
-            <w:r>
-              <w:t xml:space="preserve">Quando roda</w:t>
-            </w:r>
-            <w:r>
-              <w:tab/>
-            </w:r>
-            <w:r>
-              <w:fldChar w:fldCharType="begin" w:dirty="true"/>
-              <w:instrText xml:space="preserve">PAGEREF _Toc66 \h</w:instrText>
-              <w:fldChar w:fldCharType="separate"/>
-              <w:fldChar w:fldCharType="end"/>
-            </w:r>
-          </w:hyperlink>
-        </w:p>
-        <w:p>
-          <w:pPr>
-            <w:pStyle w:val="TOC2"/>
-            <w:tabs>
-              <w:tab w:val="right" w:pos="9638" w:leader="dot"/>
-            </w:tabs>
-            <w:ind w:left="220"/>
-          </w:pPr>
-          <w:hyperlink w:history="1" w:anchor="_Toc67">
-            <w:r>
-              <w:t xml:space="preserve">Regra</w:t>
             </w:r>
             <w:r>
               <w:tab/>
@@ -269,7 +200,7 @@
           </w:pPr>
           <w:hyperlink w:history="1" w:anchor="_Toc68">
             <w:r>
-              <w:t xml:space="preserve">Fluxograma</w:t>
+              <w:t xml:space="preserve">Para que serve</w:t>
             </w:r>
             <w:r>
               <w:tab/>
@@ -292,7 +223,7 @@
           </w:pPr>
           <w:hyperlink w:history="1" w:anchor="_Toc69">
             <w:r>
-              <w:t xml:space="preserve">Passo a passo</w:t>
+              <w:t xml:space="preserve">Quando roda</w:t>
             </w:r>
             <w:r>
               <w:tab/>
@@ -315,7 +246,7 @@
           </w:pPr>
           <w:hyperlink w:history="1" w:anchor="_Toc70">
             <w:r>
-              <w:t xml:space="preserve">Entradas e saídas</w:t>
+              <w:t xml:space="preserve">Regra</w:t>
             </w:r>
             <w:r>
               <w:tab/>
@@ -338,7 +269,7 @@
           </w:pPr>
           <w:hyperlink w:history="1" w:anchor="_Toc71">
             <w:r>
-              <w:t xml:space="preserve">Limites conhecidos</w:t>
+              <w:t xml:space="preserve">Fluxograma</w:t>
             </w:r>
             <w:r>
               <w:tab/>
@@ -361,7 +292,7 @@
           </w:pPr>
           <w:hyperlink w:history="1" w:anchor="_Toc72">
             <w:r>
-              <w:t xml:space="preserve">Configuração</w:t>
+              <w:t xml:space="preserve">Passo a passo</w:t>
             </w:r>
             <w:r>
               <w:tab/>
@@ -369,6 +300,75 @@
             <w:r>
               <w:fldChar w:fldCharType="begin" w:dirty="true"/>
               <w:instrText xml:space="preserve">PAGEREF _Toc72 \h</w:instrText>
+              <w:fldChar w:fldCharType="separate"/>
+              <w:fldChar w:fldCharType="end"/>
+            </w:r>
+          </w:hyperlink>
+        </w:p>
+        <w:p>
+          <w:pPr>
+            <w:pStyle w:val="TOC2"/>
+            <w:tabs>
+              <w:tab w:val="right" w:pos="9638" w:leader="dot"/>
+            </w:tabs>
+            <w:ind w:left="220"/>
+          </w:pPr>
+          <w:hyperlink w:history="1" w:anchor="_Toc73">
+            <w:r>
+              <w:t xml:space="preserve">Entradas e saídas</w:t>
+            </w:r>
+            <w:r>
+              <w:tab/>
+            </w:r>
+            <w:r>
+              <w:fldChar w:fldCharType="begin" w:dirty="true"/>
+              <w:instrText xml:space="preserve">PAGEREF _Toc73 \h</w:instrText>
+              <w:fldChar w:fldCharType="separate"/>
+              <w:fldChar w:fldCharType="end"/>
+            </w:r>
+          </w:hyperlink>
+        </w:p>
+        <w:p>
+          <w:pPr>
+            <w:pStyle w:val="TOC2"/>
+            <w:tabs>
+              <w:tab w:val="right" w:pos="9638" w:leader="dot"/>
+            </w:tabs>
+            <w:ind w:left="220"/>
+          </w:pPr>
+          <w:hyperlink w:history="1" w:anchor="_Toc74">
+            <w:r>
+              <w:t xml:space="preserve">Limites conhecidos</w:t>
+            </w:r>
+            <w:r>
+              <w:tab/>
+            </w:r>
+            <w:r>
+              <w:fldChar w:fldCharType="begin" w:dirty="true"/>
+              <w:instrText xml:space="preserve">PAGEREF _Toc74 \h</w:instrText>
+              <w:fldChar w:fldCharType="separate"/>
+              <w:fldChar w:fldCharType="end"/>
+            </w:r>
+          </w:hyperlink>
+        </w:p>
+        <w:p>
+          <w:pPr>
+            <w:pStyle w:val="TOC2"/>
+            <w:tabs>
+              <w:tab w:val="right" w:pos="9638" w:leader="dot"/>
+            </w:tabs>
+            <w:ind w:left="220"/>
+          </w:pPr>
+          <w:hyperlink w:history="1" w:anchor="_Toc75">
+            <w:r>
+              <w:t xml:space="preserve">Configuração</w:t>
+            </w:r>
+            <w:r>
+              <w:tab/>
+            </w:r>
+            <w:r>
+              <w:fldChar w:fldCharType="begin" w:dirty="true"/>
+              <w:instrText xml:space="preserve">PAGEREF _Toc75 \h</w:instrText>
               <w:fldChar w:fldCharType="separate"/>
               <w:fldChar w:fldCharType="end"/>
             </w:r>
@@ -386,11 +386,11 @@
         <w:pStyle w:val="Heading1"/>
         <w:pageBreakBefore/>
       </w:pPr>
-      <w:bookmarkStart w:name="_Toc64" w:id="64"/>
+      <w:bookmarkStart w:name="_Toc67" w:id="67"/>
       <w:r>
         <w:t xml:space="preserve">Workflow de bloqueio (01:00)</w:t>
       </w:r>
-      <w:bookmarkEnd w:id="64"/>
+      <w:bookmarkEnd w:id="67"/>
     </w:p>
     <w:p>
       <w:pPr>
@@ -439,11 +439,11 @@
       <w:pPr>
         <w:pStyle w:val="Heading2"/>
       </w:pPr>
-      <w:bookmarkStart w:name="_Toc65" w:id="65"/>
+      <w:bookmarkStart w:name="_Toc68" w:id="68"/>
       <w:r>
         <w:t xml:space="preserve">Para que serve</w:t>
       </w:r>
-      <w:bookmarkEnd w:id="65"/>
+      <w:bookmarkEnd w:id="68"/>
     </w:p>
     <w:p>
       <w:pPr>
@@ -603,11 +603,11 @@
       <w:pPr>
         <w:pStyle w:val="Heading2"/>
       </w:pPr>
-      <w:bookmarkStart w:name="_Toc66" w:id="66"/>
+      <w:bookmarkStart w:name="_Toc69" w:id="69"/>
       <w:r>
         <w:t xml:space="preserve">Quando roda</w:t>
       </w:r>
-      <w:bookmarkEnd w:id="66"/>
+      <w:bookmarkEnd w:id="69"/>
     </w:p>
     <w:p>
       <w:pPr>
@@ -696,11 +696,11 @@
       <w:pPr>
         <w:pStyle w:val="Heading2"/>
       </w:pPr>
-      <w:bookmarkStart w:name="_Toc67" w:id="67"/>
+      <w:bookmarkStart w:name="_Toc70" w:id="70"/>
       <w:r>
         <w:t xml:space="preserve">Regra</w:t>
       </w:r>
-      <w:bookmarkEnd w:id="67"/>
+      <w:bookmarkEnd w:id="70"/>
     </w:p>
     <w:p>
       <w:pPr>
@@ -729,7 +729,17 @@
         <w:t xml:space="preserve">ativo</w:t>
       </w:r>
       <w:r>
-        <w:t xml:space="preserve"> no CNN, com o prazo de liberação vencido ou não.</w:t>
+        <w:t xml:space="preserve"> no CNN, </w:t>
+      </w:r>
+      <w:r>
+        <w:rPr>
+          <w:b/>
+          <w:bCs/>
+        </w:rPr>
+        <w:t xml:space="preserve">enquanto o prazo da falta vigente corre</w:t>
+      </w:r>
+      <w:r>
+        <w:t xml:space="preserve">.</w:t>
       </w:r>
     </w:p>
     <w:p>
@@ -742,27 +752,36 @@
         <w:spacing w:after="60"/>
       </w:pPr>
       <w:r>
-        <w:t xml:space="preserve">O prazo abaixo </w:t>
-      </w:r>
-      <w:r>
         <w:rPr>
           <w:b/>
           <w:bCs/>
         </w:rPr>
-        <w:t xml:space="preserve">não decide o bloqueio</w:t>
-      </w:r>
-      <w:r>
-        <w:t xml:space="preserve">. Ele diz a partir de quando o paciente pode ser </w:t>
+        <w:t xml:space="preserve">Quem já cumpriu o prazo não é bloqueado</w:t>
+      </w:r>
+      <w:r>
+        <w:t xml:space="preserve"> (por exemplo, uma falta lançada atrasada no CNN). Até 22/10/2026 o prazo não decidia o bloqueio; agora, com a </w:t>
       </w:r>
       <w:r>
         <w:rPr>
-          <w:b/>
-          <w:bCs/>
+          <w:color w:val="1C1FC8"/>
         </w:rPr>
-        <w:t xml:space="preserve">liberado</w:t>
-      </w:r>
-      <w:r>
-        <w:t xml:space="preserve"> pelo painel, e é gravado no controle (</w:t>
+        <w:t xml:space="preserve">liberação automática das 02:00</w:t>
+      </w:r>
+      <w:r>
+        <w:t xml:space="preserve">, bloquear quem já cumpriu o prazo só para liberar uma hora depois não faz sentido.</w:t>
+      </w:r>
+    </w:p>
+    <w:p>
+      <w:pPr>
+        <w:pStyle w:val="ListParagraph"/>
+        <w:numPr>
+          <w:ilvl w:val="0"/>
+          <w:numId w:val="2"/>
+        </w:numPr>
+        <w:spacing w:after="60"/>
+      </w:pPr>
+      <w:r>
+        <w:t xml:space="preserve">O prazo é gravado no controle (</w:t>
       </w:r>
       <w:r>
         <w:rPr>
@@ -775,7 +794,16 @@
         <w:t xml:space="preserve">DataFimBloqueio</w:t>
       </w:r>
       <w:r>
-        <w:t xml:space="preserve">).</w:t>
+        <w:t xml:space="preserve">). Quando termina, a liberação automática libera. Antes disso, só com uma </w:t>
+      </w:r>
+      <w:r>
+        <w:rPr>
+          <w:color w:val="1C1FC8"/>
+        </w:rPr>
+        <w:t xml:space="preserve">solicitação de desbloqueio</w:t>
+      </w:r>
+      <w:r>
+        <w:t xml:space="preserve"> aprovada.</w:t>
       </w:r>
     </w:p>
     <w:p>
@@ -797,8 +825,8 @@
         <w:tblLayout w:type="fixed"/>
       </w:tblPr>
       <w:tblGrid>
-        <w:gridCol w:w="4519"/>
-        <w:gridCol w:w="5119"/>
+        <w:gridCol w:w="5590"/>
+        <w:gridCol w:w="4048"/>
       </w:tblGrid>
       <w:tr>
         <w:trPr>
@@ -806,7 +834,7 @@
         </w:trPr>
         <w:tc>
           <w:tcPr>
-            <w:tcW w:type="dxa" w:w="4519"/>
+            <w:tcW w:type="dxa" w:w="5590"/>
             <w:shd w:fill="1C1FC8" w:color="auto" w:val="clear"/>
             <w:tcMar>
               <w:top w:type="dxa" w:w="60"/>
@@ -843,7 +871,7 @@
         </w:tc>
         <w:tc>
           <w:tcPr>
-            <w:tcW w:type="dxa" w:w="5119"/>
+            <w:tcW w:type="dxa" w:w="4048"/>
             <w:shd w:fill="1C1FC8" w:color="auto" w:val="clear"/>
             <w:tcMar>
               <w:top w:type="dxa" w:w="60"/>
@@ -862,7 +890,7 @@
                 <w:bCs/>
                 <w:color w:val="FFFFFF"/>
               </w:rPr>
-              <w:t xml:space="preserve">Pode ser liberado após</w:t>
+              <w:t xml:space="preserve">Bloqueio dura</w:t>
             </w:r>
           </w:p>
         </w:tc>
@@ -873,7 +901,7 @@
         </w:trPr>
         <w:tc>
           <w:tcPr>
-            <w:tcW w:type="dxa" w:w="4519"/>
+            <w:tcW w:type="dxa" w:w="5590"/>
             <w:tcMar>
               <w:top w:type="dxa" w:w="60"/>
               <w:left w:type="dxa" w:w="100"/>
@@ -892,7 +920,7 @@
         </w:tc>
         <w:tc>
           <w:tcPr>
-            <w:tcW w:type="dxa" w:w="5119"/>
+            <w:tcW w:type="dxa" w:w="4048"/>
             <w:tcMar>
               <w:top w:type="dxa" w:w="60"/>
               <w:left w:type="dxa" w:w="100"/>
@@ -916,7 +944,7 @@
         </w:trPr>
         <w:tc>
           <w:tcPr>
-            <w:tcW w:type="dxa" w:w="4519"/>
+            <w:tcW w:type="dxa" w:w="5590"/>
             <w:shd w:fill="F6F4FE" w:color="auto" w:val="clear"/>
             <w:tcMar>
               <w:top w:type="dxa" w:w="60"/>
@@ -936,7 +964,7 @@
         </w:tc>
         <w:tc>
           <w:tcPr>
-            <w:tcW w:type="dxa" w:w="5119"/>
+            <w:tcW w:type="dxa" w:w="4048"/>
             <w:shd w:fill="F6F4FE" w:color="auto" w:val="clear"/>
             <w:tcMar>
               <w:top w:type="dxa" w:w="60"/>
@@ -961,7 +989,7 @@
         </w:trPr>
         <w:tc>
           <w:tcPr>
-            <w:tcW w:type="dxa" w:w="4519"/>
+            <w:tcW w:type="dxa" w:w="5590"/>
             <w:tcMar>
               <w:top w:type="dxa" w:w="60"/>
               <w:left w:type="dxa" w:w="100"/>
@@ -980,7 +1008,7 @@
         </w:tc>
         <w:tc>
           <w:tcPr>
-            <w:tcW w:type="dxa" w:w="5119"/>
+            <w:tcW w:type="dxa" w:w="4048"/>
             <w:tcMar>
               <w:top w:type="dxa" w:w="60"/>
               <w:left w:type="dxa" w:w="100"/>
@@ -1217,11 +1245,11 @@
       <w:pPr>
         <w:pStyle w:val="Heading2"/>
       </w:pPr>
-      <w:bookmarkStart w:name="_Toc68" w:id="68"/>
+      <w:bookmarkStart w:name="_Toc71" w:id="71"/>
       <w:r>
         <w:t xml:space="preserve">Fluxograma</w:t>
       </w:r>
-      <w:bookmarkEnd w:id="68"/>
+      <w:bookmarkEnd w:id="71"/>
     </w:p>
     <w:p>
       <w:pPr>
@@ -1343,11 +1371,11 @@
       <w:pPr>
         <w:pStyle w:val="Heading2"/>
       </w:pPr>
-      <w:bookmarkStart w:name="_Toc69" w:id="69"/>
+      <w:bookmarkStart w:name="_Toc72" w:id="72"/>
       <w:r>
         <w:t xml:space="preserve">Passo a passo</w:t>
       </w:r>
-      <w:bookmarkEnd w:id="69"/>
+      <w:bookmarkEnd w:id="72"/>
     </w:p>
     <w:tbl>
       <w:tblPr>
@@ -3253,7 +3281,30 @@
               <w:spacing w:after="40" w:before="40"/>
             </w:pPr>
             <w:r>
-              <w:t xml:space="preserve">Emite um item por paciente com falta no período (sem olhar o prazo; calcula a data a partir da qual pode liberar). Quem o GET trouxe </w:t>
+              <w:t xml:space="preserve">Emite um item por paciente com falta no período e </w:t>
+            </w:r>
+            <w:r>
+              <w:rPr>
+                <w:b/>
+                <w:bCs/>
+              </w:rPr>
+              <w:t xml:space="preserve">prazo correndo</w:t>
+            </w:r>
+            <w:r>
+              <w:t xml:space="preserve"> (quem já cumpriu o prazo fica de fora e entra na contagem </w:t>
+            </w:r>
+            <w:r>
+              <w:rPr>
+                <w:rFonts w:ascii="Consolas" w:cs="Consolas" w:eastAsia="Consolas" w:hAnsi="Consolas"/>
+                <w:color w:val="6A1BBF"/>
+                <w:sz w:val="18"/>
+                <w:szCs w:val="18"/>
+                <w:shd w:fill="F1ECFB" w:color="auto" w:val="clear"/>
+              </w:rPr>
+              <w:t xml:space="preserve">prazoCumprido</w:t>
+            </w:r>
+            <w:r>
+              <w:t xml:space="preserve">); calcula o fim do prazo. Quem o GET trouxe </w:t>
             </w:r>
             <w:r>
               <w:rPr>
@@ -3397,7 +3448,7 @@
               <w:t xml:space="preserve">{ nadaABloquear: true }</w:t>
             </w:r>
             <w:r>
-              <w:t xml:space="preserve"> com o resumo (analisados, prazo vencido, já registrados). Esse item vai para o nó final </w:t>
+              <w:t xml:space="preserve"> com o resumo (analisados, já registrados, prazo cumprido). Esse item vai para o nó final </w:t>
             </w:r>
             <w:r>
               <w:rPr>
@@ -6042,11 +6093,11 @@
       <w:pPr>
         <w:pStyle w:val="Heading2"/>
       </w:pPr>
-      <w:bookmarkStart w:name="_Toc70" w:id="70"/>
+      <w:bookmarkStart w:name="_Toc73" w:id="73"/>
       <w:r>
         <w:t xml:space="preserve">Entradas e saídas</w:t>
       </w:r>
-      <w:bookmarkEnd w:id="70"/>
+      <w:bookmarkEnd w:id="73"/>
     </w:p>
     <w:tbl>
       <w:tblPr>
@@ -6694,11 +6745,11 @@
       <w:pPr>
         <w:pStyle w:val="Heading2"/>
       </w:pPr>
-      <w:bookmarkStart w:name="_Toc71" w:id="71"/>
+      <w:bookmarkStart w:name="_Toc74" w:id="74"/>
       <w:r>
         <w:t xml:space="preserve">Limites conhecidos</w:t>
       </w:r>
-      <w:bookmarkEnd w:id="71"/>
+      <w:bookmarkEnd w:id="74"/>
     </w:p>
     <w:p>
       <w:pPr>
@@ -7031,11 +7082,11 @@
       <w:pPr>
         <w:pStyle w:val="Heading2"/>
       </w:pPr>
-      <w:bookmarkStart w:name="_Toc72" w:id="72"/>
+      <w:bookmarkStart w:name="_Toc75" w:id="75"/>
       <w:r>
         <w:t xml:space="preserve">Configuração</w:t>
       </w:r>
-      <w:bookmarkEnd w:id="72"/>
+      <w:bookmarkEnd w:id="75"/>
     </w:p>
     <w:tbl>
       <w:tblPr>

--- a/docs/word/07 - Fluxo de bloqueio.docx
+++ b/docs/word/07 - Fluxo de bloqueio.docx
@@ -118,11 +118,11 @@
       <w:pPr>
         <w:pStyle w:val="Heading1"/>
       </w:pPr>
-      <w:bookmarkStart w:name="_Toc66" w:id="66"/>
+      <w:bookmarkStart w:name="_Toc67" w:id="67"/>
       <w:r>
         <w:t xml:space="preserve">Sumário</w:t>
       </w:r>
-      <w:bookmarkEnd w:id="66"/>
+      <w:bookmarkEnd w:id="67"/>
     </w:p>
     <w:p>
       <w:r>
@@ -153,7 +153,7 @@
             <w:instrText xml:space="preserve">TOC \h \o "1-2"</w:instrText>
             <w:fldChar w:fldCharType="separate"/>
           </w:r>
-          <w:hyperlink w:history="1" w:anchor="_Toc66">
+          <w:hyperlink w:history="1" w:anchor="_Toc67">
             <w:r>
               <w:t xml:space="preserve">Sumário</w:t>
             </w:r>
@@ -162,7 +162,7 @@
             </w:r>
             <w:r>
               <w:fldChar w:fldCharType="begin" w:dirty="true"/>
-              <w:instrText xml:space="preserve">PAGEREF _Toc66 \h</w:instrText>
+              <w:instrText xml:space="preserve">PAGEREF _Toc67 \h</w:instrText>
               <w:fldChar w:fldCharType="separate"/>
               <w:fldChar w:fldCharType="end"/>
             </w:r>
@@ -175,32 +175,9 @@
               <w:tab w:val="right" w:pos="9638" w:leader="dot"/>
             </w:tabs>
           </w:pPr>
-          <w:hyperlink w:history="1" w:anchor="_Toc67">
+          <w:hyperlink w:history="1" w:anchor="_Toc68">
             <w:r>
               <w:t xml:space="preserve">Workflow de bloqueio (01:00)</w:t>
-            </w:r>
-            <w:r>
-              <w:tab/>
-            </w:r>
-            <w:r>
-              <w:fldChar w:fldCharType="begin" w:dirty="true"/>
-              <w:instrText xml:space="preserve">PAGEREF _Toc67 \h</w:instrText>
-              <w:fldChar w:fldCharType="separate"/>
-              <w:fldChar w:fldCharType="end"/>
-            </w:r>
-          </w:hyperlink>
-        </w:p>
-        <w:p>
-          <w:pPr>
-            <w:pStyle w:val="TOC2"/>
-            <w:tabs>
-              <w:tab w:val="right" w:pos="9638" w:leader="dot"/>
-            </w:tabs>
-            <w:ind w:left="220"/>
-          </w:pPr>
-          <w:hyperlink w:history="1" w:anchor="_Toc68">
-            <w:r>
-              <w:t xml:space="preserve">Para que serve</w:t>
             </w:r>
             <w:r>
               <w:tab/>
@@ -223,7 +200,7 @@
           </w:pPr>
           <w:hyperlink w:history="1" w:anchor="_Toc69">
             <w:r>
-              <w:t xml:space="preserve">Quando roda</w:t>
+              <w:t xml:space="preserve">Para que serve</w:t>
             </w:r>
             <w:r>
               <w:tab/>
@@ -246,7 +223,7 @@
           </w:pPr>
           <w:hyperlink w:history="1" w:anchor="_Toc70">
             <w:r>
-              <w:t xml:space="preserve">Regra</w:t>
+              <w:t xml:space="preserve">Quando roda</w:t>
             </w:r>
             <w:r>
               <w:tab/>
@@ -269,7 +246,7 @@
           </w:pPr>
           <w:hyperlink w:history="1" w:anchor="_Toc71">
             <w:r>
-              <w:t xml:space="preserve">Fluxograma</w:t>
+              <w:t xml:space="preserve">Regra</w:t>
             </w:r>
             <w:r>
               <w:tab/>
@@ -292,7 +269,7 @@
           </w:pPr>
           <w:hyperlink w:history="1" w:anchor="_Toc72">
             <w:r>
-              <w:t xml:space="preserve">Passo a passo</w:t>
+              <w:t xml:space="preserve">Fluxograma</w:t>
             </w:r>
             <w:r>
               <w:tab/>
@@ -315,7 +292,7 @@
           </w:pPr>
           <w:hyperlink w:history="1" w:anchor="_Toc73">
             <w:r>
-              <w:t xml:space="preserve">Entradas e saídas</w:t>
+              <w:t xml:space="preserve">Passo a passo</w:t>
             </w:r>
             <w:r>
               <w:tab/>
@@ -338,7 +315,7 @@
           </w:pPr>
           <w:hyperlink w:history="1" w:anchor="_Toc74">
             <w:r>
-              <w:t xml:space="preserve">Limites conhecidos</w:t>
+              <w:t xml:space="preserve">Entradas e saídas</w:t>
             </w:r>
             <w:r>
               <w:tab/>
@@ -361,7 +338,7 @@
           </w:pPr>
           <w:hyperlink w:history="1" w:anchor="_Toc75">
             <w:r>
-              <w:t xml:space="preserve">Configuração</w:t>
+              <w:t xml:space="preserve">Limites conhecidos</w:t>
             </w:r>
             <w:r>
               <w:tab/>
@@ -369,6 +346,29 @@
             <w:r>
               <w:fldChar w:fldCharType="begin" w:dirty="true"/>
               <w:instrText xml:space="preserve">PAGEREF _Toc75 \h</w:instrText>
+              <w:fldChar w:fldCharType="separate"/>
+              <w:fldChar w:fldCharType="end"/>
+            </w:r>
+          </w:hyperlink>
+        </w:p>
+        <w:p>
+          <w:pPr>
+            <w:pStyle w:val="TOC2"/>
+            <w:tabs>
+              <w:tab w:val="right" w:pos="9638" w:leader="dot"/>
+            </w:tabs>
+            <w:ind w:left="220"/>
+          </w:pPr>
+          <w:hyperlink w:history="1" w:anchor="_Toc76">
+            <w:r>
+              <w:t xml:space="preserve">Configuração</w:t>
+            </w:r>
+            <w:r>
+              <w:tab/>
+            </w:r>
+            <w:r>
+              <w:fldChar w:fldCharType="begin" w:dirty="true"/>
+              <w:instrText xml:space="preserve">PAGEREF _Toc76 \h</w:instrText>
               <w:fldChar w:fldCharType="separate"/>
               <w:fldChar w:fldCharType="end"/>
             </w:r>
@@ -386,11 +386,11 @@
         <w:pStyle w:val="Heading1"/>
         <w:pageBreakBefore/>
       </w:pPr>
-      <w:bookmarkStart w:name="_Toc67" w:id="67"/>
+      <w:bookmarkStart w:name="_Toc68" w:id="68"/>
       <w:r>
         <w:t xml:space="preserve">Workflow de bloqueio (01:00)</w:t>
       </w:r>
-      <w:bookmarkEnd w:id="67"/>
+      <w:bookmarkEnd w:id="68"/>
     </w:p>
     <w:p>
       <w:pPr>
@@ -439,11 +439,11 @@
       <w:pPr>
         <w:pStyle w:val="Heading2"/>
       </w:pPr>
-      <w:bookmarkStart w:name="_Toc68" w:id="68"/>
+      <w:bookmarkStart w:name="_Toc69" w:id="69"/>
       <w:r>
         <w:t xml:space="preserve">Para que serve</w:t>
       </w:r>
-      <w:bookmarkEnd w:id="68"/>
+      <w:bookmarkEnd w:id="69"/>
     </w:p>
     <w:p>
       <w:pPr>
@@ -603,11 +603,11 @@
       <w:pPr>
         <w:pStyle w:val="Heading2"/>
       </w:pPr>
-      <w:bookmarkStart w:name="_Toc69" w:id="69"/>
+      <w:bookmarkStart w:name="_Toc70" w:id="70"/>
       <w:r>
         <w:t xml:space="preserve">Quando roda</w:t>
       </w:r>
-      <w:bookmarkEnd w:id="69"/>
+      <w:bookmarkEnd w:id="70"/>
     </w:p>
     <w:p>
       <w:pPr>
@@ -696,11 +696,11 @@
       <w:pPr>
         <w:pStyle w:val="Heading2"/>
       </w:pPr>
-      <w:bookmarkStart w:name="_Toc70" w:id="70"/>
+      <w:bookmarkStart w:name="_Toc71" w:id="71"/>
       <w:r>
         <w:t xml:space="preserve">Regra</w:t>
       </w:r>
-      <w:bookmarkEnd w:id="70"/>
+      <w:bookmarkEnd w:id="71"/>
     </w:p>
     <w:p>
       <w:pPr>
@@ -1245,11 +1245,11 @@
       <w:pPr>
         <w:pStyle w:val="Heading2"/>
       </w:pPr>
-      <w:bookmarkStart w:name="_Toc71" w:id="71"/>
+      <w:bookmarkStart w:name="_Toc72" w:id="72"/>
       <w:r>
         <w:t xml:space="preserve">Fluxograma</w:t>
       </w:r>
-      <w:bookmarkEnd w:id="71"/>
+      <w:bookmarkEnd w:id="72"/>
     </w:p>
     <w:p>
       <w:pPr>
@@ -1371,11 +1371,11 @@
       <w:pPr>
         <w:pStyle w:val="Heading2"/>
       </w:pPr>
-      <w:bookmarkStart w:name="_Toc72" w:id="72"/>
+      <w:bookmarkStart w:name="_Toc73" w:id="73"/>
       <w:r>
         <w:t xml:space="preserve">Passo a passo</w:t>
       </w:r>
-      <w:bookmarkEnd w:id="72"/>
+      <w:bookmarkEnd w:id="73"/>
     </w:p>
     <w:tbl>
       <w:tblPr>
@@ -6093,11 +6093,11 @@
       <w:pPr>
         <w:pStyle w:val="Heading2"/>
       </w:pPr>
-      <w:bookmarkStart w:name="_Toc73" w:id="73"/>
+      <w:bookmarkStart w:name="_Toc74" w:id="74"/>
       <w:r>
         <w:t xml:space="preserve">Entradas e saídas</w:t>
       </w:r>
-      <w:bookmarkEnd w:id="73"/>
+      <w:bookmarkEnd w:id="74"/>
     </w:p>
     <w:tbl>
       <w:tblPr>
@@ -6745,11 +6745,11 @@
       <w:pPr>
         <w:pStyle w:val="Heading2"/>
       </w:pPr>
-      <w:bookmarkStart w:name="_Toc74" w:id="74"/>
+      <w:bookmarkStart w:name="_Toc75" w:id="75"/>
       <w:r>
         <w:t xml:space="preserve">Limites conhecidos</w:t>
       </w:r>
-      <w:bookmarkEnd w:id="74"/>
+      <w:bookmarkEnd w:id="75"/>
     </w:p>
     <w:p>
       <w:pPr>
@@ -7082,11 +7082,11 @@
       <w:pPr>
         <w:pStyle w:val="Heading2"/>
       </w:pPr>
-      <w:bookmarkStart w:name="_Toc75" w:id="75"/>
+      <w:bookmarkStart w:name="_Toc76" w:id="76"/>
       <w:r>
         <w:t xml:space="preserve">Configuração</w:t>
       </w:r>
-      <w:bookmarkEnd w:id="75"/>
+      <w:bookmarkEnd w:id="76"/>
     </w:p>
     <w:tbl>
       <w:tblPr>

--- a/docs/word/07 - Fluxo de bloqueio.docx
+++ b/docs/word/07 - Fluxo de bloqueio.docx
@@ -92,7 +92,7 @@
           <w:sz w:val="22"/>
           <w:szCs w:val="22"/>
         </w:rPr>
-        <w:t xml:space="preserve">Atualizado em 23 de outubro de 2026</w:t>
+        <w:t xml:space="preserve">Atualizado em 28 de outubro de 2026</w:t>
       </w:r>
     </w:p>
     <w:p>
@@ -118,11 +118,11 @@
       <w:pPr>
         <w:pStyle w:val="Heading1"/>
       </w:pPr>
-      <w:bookmarkStart w:name="_Toc67" w:id="67"/>
+      <w:bookmarkStart w:name="_Toc70" w:id="70"/>
       <w:r>
         <w:t xml:space="preserve">Sumário</w:t>
       </w:r>
-      <w:bookmarkEnd w:id="67"/>
+      <w:bookmarkEnd w:id="70"/>
     </w:p>
     <w:p>
       <w:r>
@@ -153,7 +153,7 @@
             <w:instrText xml:space="preserve">TOC \h \o "1-2"</w:instrText>
             <w:fldChar w:fldCharType="separate"/>
           </w:r>
-          <w:hyperlink w:history="1" w:anchor="_Toc67">
+          <w:hyperlink w:history="1" w:anchor="_Toc70">
             <w:r>
               <w:t xml:space="preserve">Sumário</w:t>
             </w:r>
@@ -162,7 +162,7 @@
             </w:r>
             <w:r>
               <w:fldChar w:fldCharType="begin" w:dirty="true"/>
-              <w:instrText xml:space="preserve">PAGEREF _Toc67 \h</w:instrText>
+              <w:instrText xml:space="preserve">PAGEREF _Toc70 \h</w:instrText>
               <w:fldChar w:fldCharType="separate"/>
               <w:fldChar w:fldCharType="end"/>
             </w:r>
@@ -175,78 +175,9 @@
               <w:tab w:val="right" w:pos="9638" w:leader="dot"/>
             </w:tabs>
           </w:pPr>
-          <w:hyperlink w:history="1" w:anchor="_Toc68">
+          <w:hyperlink w:history="1" w:anchor="_Toc71">
             <w:r>
               <w:t xml:space="preserve">Workflow de bloqueio (01:00)</w:t>
-            </w:r>
-            <w:r>
-              <w:tab/>
-            </w:r>
-            <w:r>
-              <w:fldChar w:fldCharType="begin" w:dirty="true"/>
-              <w:instrText xml:space="preserve">PAGEREF _Toc68 \h</w:instrText>
-              <w:fldChar w:fldCharType="separate"/>
-              <w:fldChar w:fldCharType="end"/>
-            </w:r>
-          </w:hyperlink>
-        </w:p>
-        <w:p>
-          <w:pPr>
-            <w:pStyle w:val="TOC2"/>
-            <w:tabs>
-              <w:tab w:val="right" w:pos="9638" w:leader="dot"/>
-            </w:tabs>
-            <w:ind w:left="220"/>
-          </w:pPr>
-          <w:hyperlink w:history="1" w:anchor="_Toc69">
-            <w:r>
-              <w:t xml:space="preserve">Para que serve</w:t>
-            </w:r>
-            <w:r>
-              <w:tab/>
-            </w:r>
-            <w:r>
-              <w:fldChar w:fldCharType="begin" w:dirty="true"/>
-              <w:instrText xml:space="preserve">PAGEREF _Toc69 \h</w:instrText>
-              <w:fldChar w:fldCharType="separate"/>
-              <w:fldChar w:fldCharType="end"/>
-            </w:r>
-          </w:hyperlink>
-        </w:p>
-        <w:p>
-          <w:pPr>
-            <w:pStyle w:val="TOC2"/>
-            <w:tabs>
-              <w:tab w:val="right" w:pos="9638" w:leader="dot"/>
-            </w:tabs>
-            <w:ind w:left="220"/>
-          </w:pPr>
-          <w:hyperlink w:history="1" w:anchor="_Toc70">
-            <w:r>
-              <w:t xml:space="preserve">Quando roda</w:t>
-            </w:r>
-            <w:r>
-              <w:tab/>
-            </w:r>
-            <w:r>
-              <w:fldChar w:fldCharType="begin" w:dirty="true"/>
-              <w:instrText xml:space="preserve">PAGEREF _Toc70 \h</w:instrText>
-              <w:fldChar w:fldCharType="separate"/>
-              <w:fldChar w:fldCharType="end"/>
-            </w:r>
-          </w:hyperlink>
-        </w:p>
-        <w:p>
-          <w:pPr>
-            <w:pStyle w:val="TOC2"/>
-            <w:tabs>
-              <w:tab w:val="right" w:pos="9638" w:leader="dot"/>
-            </w:tabs>
-            <w:ind w:left="220"/>
-          </w:pPr>
-          <w:hyperlink w:history="1" w:anchor="_Toc71">
-            <w:r>
-              <w:t xml:space="preserve">Regra</w:t>
             </w:r>
             <w:r>
               <w:tab/>
@@ -269,7 +200,7 @@
           </w:pPr>
           <w:hyperlink w:history="1" w:anchor="_Toc72">
             <w:r>
-              <w:t xml:space="preserve">Fluxograma</w:t>
+              <w:t xml:space="preserve">Para que serve</w:t>
             </w:r>
             <w:r>
               <w:tab/>
@@ -292,7 +223,7 @@
           </w:pPr>
           <w:hyperlink w:history="1" w:anchor="_Toc73">
             <w:r>
-              <w:t xml:space="preserve">Passo a passo</w:t>
+              <w:t xml:space="preserve">Quando roda</w:t>
             </w:r>
             <w:r>
               <w:tab/>
@@ -315,7 +246,7 @@
           </w:pPr>
           <w:hyperlink w:history="1" w:anchor="_Toc74">
             <w:r>
-              <w:t xml:space="preserve">Entradas e saídas</w:t>
+              <w:t xml:space="preserve">Uma unidade por vez</w:t>
             </w:r>
             <w:r>
               <w:tab/>
@@ -338,7 +269,7 @@
           </w:pPr>
           <w:hyperlink w:history="1" w:anchor="_Toc75">
             <w:r>
-              <w:t xml:space="preserve">Limites conhecidos</w:t>
+              <w:t xml:space="preserve">Regra</w:t>
             </w:r>
             <w:r>
               <w:tab/>
@@ -361,7 +292,7 @@
           </w:pPr>
           <w:hyperlink w:history="1" w:anchor="_Toc76">
             <w:r>
-              <w:t xml:space="preserve">Configuração</w:t>
+              <w:t xml:space="preserve">Fluxograma</w:t>
             </w:r>
             <w:r>
               <w:tab/>
@@ -369,6 +300,98 @@
             <w:r>
               <w:fldChar w:fldCharType="begin" w:dirty="true"/>
               <w:instrText xml:space="preserve">PAGEREF _Toc76 \h</w:instrText>
+              <w:fldChar w:fldCharType="separate"/>
+              <w:fldChar w:fldCharType="end"/>
+            </w:r>
+          </w:hyperlink>
+        </w:p>
+        <w:p>
+          <w:pPr>
+            <w:pStyle w:val="TOC2"/>
+            <w:tabs>
+              <w:tab w:val="right" w:pos="9638" w:leader="dot"/>
+            </w:tabs>
+            <w:ind w:left="220"/>
+          </w:pPr>
+          <w:hyperlink w:history="1" w:anchor="_Toc77">
+            <w:r>
+              <w:t xml:space="preserve">Passo a passo</w:t>
+            </w:r>
+            <w:r>
+              <w:tab/>
+            </w:r>
+            <w:r>
+              <w:fldChar w:fldCharType="begin" w:dirty="true"/>
+              <w:instrText xml:space="preserve">PAGEREF _Toc77 \h</w:instrText>
+              <w:fldChar w:fldCharType="separate"/>
+              <w:fldChar w:fldCharType="end"/>
+            </w:r>
+          </w:hyperlink>
+        </w:p>
+        <w:p>
+          <w:pPr>
+            <w:pStyle w:val="TOC2"/>
+            <w:tabs>
+              <w:tab w:val="right" w:pos="9638" w:leader="dot"/>
+            </w:tabs>
+            <w:ind w:left="220"/>
+          </w:pPr>
+          <w:hyperlink w:history="1" w:anchor="_Toc78">
+            <w:r>
+              <w:t xml:space="preserve">Entradas e saídas</w:t>
+            </w:r>
+            <w:r>
+              <w:tab/>
+            </w:r>
+            <w:r>
+              <w:fldChar w:fldCharType="begin" w:dirty="true"/>
+              <w:instrText xml:space="preserve">PAGEREF _Toc78 \h</w:instrText>
+              <w:fldChar w:fldCharType="separate"/>
+              <w:fldChar w:fldCharType="end"/>
+            </w:r>
+          </w:hyperlink>
+        </w:p>
+        <w:p>
+          <w:pPr>
+            <w:pStyle w:val="TOC2"/>
+            <w:tabs>
+              <w:tab w:val="right" w:pos="9638" w:leader="dot"/>
+            </w:tabs>
+            <w:ind w:left="220"/>
+          </w:pPr>
+          <w:hyperlink w:history="1" w:anchor="_Toc79">
+            <w:r>
+              <w:t xml:space="preserve">Limites conhecidos</w:t>
+            </w:r>
+            <w:r>
+              <w:tab/>
+            </w:r>
+            <w:r>
+              <w:fldChar w:fldCharType="begin" w:dirty="true"/>
+              <w:instrText xml:space="preserve">PAGEREF _Toc79 \h</w:instrText>
+              <w:fldChar w:fldCharType="separate"/>
+              <w:fldChar w:fldCharType="end"/>
+            </w:r>
+          </w:hyperlink>
+        </w:p>
+        <w:p>
+          <w:pPr>
+            <w:pStyle w:val="TOC2"/>
+            <w:tabs>
+              <w:tab w:val="right" w:pos="9638" w:leader="dot"/>
+            </w:tabs>
+            <w:ind w:left="220"/>
+          </w:pPr>
+          <w:hyperlink w:history="1" w:anchor="_Toc80">
+            <w:r>
+              <w:t xml:space="preserve">Configuração</w:t>
+            </w:r>
+            <w:r>
+              <w:tab/>
+            </w:r>
+            <w:r>
+              <w:fldChar w:fldCharType="begin" w:dirty="true"/>
+              <w:instrText xml:space="preserve">PAGEREF _Toc80 \h</w:instrText>
               <w:fldChar w:fldCharType="separate"/>
               <w:fldChar w:fldCharType="end"/>
             </w:r>
@@ -386,18 +409,18 @@
         <w:pStyle w:val="Heading1"/>
         <w:pageBreakBefore/>
       </w:pPr>
-      <w:bookmarkStart w:name="_Toc68" w:id="68"/>
+      <w:bookmarkStart w:name="_Toc71" w:id="71"/>
       <w:r>
         <w:t xml:space="preserve">Workflow de bloqueio (01:00)</w:t>
       </w:r>
-      <w:bookmarkEnd w:id="68"/>
+      <w:bookmarkEnd w:id="71"/>
     </w:p>
     <w:p>
       <w:pPr>
         <w:spacing w:after="120"/>
       </w:pPr>
       <w:r>
-        <w:t xml:space="preserve">Arquivo: </w:t>
+        <w:t xml:space="preserve">Arquivos: </w:t>
       </w:r>
       <w:r>
         <w:rPr>
@@ -406,7 +429,16 @@
         <w:t xml:space="preserve">workflows/bloqueioPacientesFaltas.json</w:t>
       </w:r>
       <w:r>
-        <w:t xml:space="preserve">. Código dos nós: </w:t>
+        <w:t xml:space="preserve"> (fluxo principal, 01:00) e </w:t>
+      </w:r>
+      <w:r>
+        <w:rPr>
+          <w:color w:val="1C1FC8"/>
+        </w:rPr>
+        <w:t xml:space="preserve">workflows/bloqueioPacientesFaltasUnidade.json</w:t>
+      </w:r>
+      <w:r>
+        <w:t xml:space="preserve"> (subfluxo, uma unidade). Código dos nós: </w:t>
       </w:r>
       <w:r>
         <w:rPr>
@@ -432,6 +464,19 @@
         <w:t xml:space="preserve">_regra.js</w:t>
       </w:r>
       <w:r>
+        <w:t xml:space="preserve"> e a unidade em </w:t>
+      </w:r>
+      <w:r>
+        <w:rPr>
+          <w:rFonts w:ascii="Consolas" w:cs="Consolas" w:eastAsia="Consolas" w:hAnsi="Consolas"/>
+          <w:color w:val="1C1FC8"/>
+          <w:sz w:val="18"/>
+          <w:szCs w:val="18"/>
+          <w:shd w:fill="F1ECFB" w:color="auto" w:val="clear"/>
+        </w:rPr>
+        <w:t xml:space="preserve">_unidade.js</w:t>
+      </w:r>
+      <w:r>
         <w:t xml:space="preserve">.</w:t>
       </w:r>
     </w:p>
@@ -439,11 +484,11 @@
       <w:pPr>
         <w:pStyle w:val="Heading2"/>
       </w:pPr>
-      <w:bookmarkStart w:name="_Toc69" w:id="69"/>
+      <w:bookmarkStart w:name="_Toc72" w:id="72"/>
       <w:r>
         <w:t xml:space="preserve">Para que serve</w:t>
       </w:r>
-      <w:bookmarkEnd w:id="69"/>
+      <w:bookmarkEnd w:id="72"/>
     </w:p>
     <w:p>
       <w:pPr>
@@ -533,7 +578,16 @@
         <w:spacing w:after="120"/>
       </w:pPr>
       <w:r>
-        <w:t xml:space="preserve">Não libera ninguém. A liberação é manual, pelo painel (</w:t>
+        <w:t xml:space="preserve">Não libera ninguém. Quem cumpriu o prazo é liberado às 02:00 (</w:t>
+      </w:r>
+      <w:r>
+        <w:rPr>
+          <w:color w:val="1C1FC8"/>
+        </w:rPr>
+        <w:t xml:space="preserve">liberacao.md</w:t>
+      </w:r>
+      <w:r>
+        <w:t xml:space="preserve">); antes do prazo, só pelo painel com solicitação aprovada (</w:t>
       </w:r>
       <w:r>
         <w:rPr>
@@ -603,11 +657,11 @@
       <w:pPr>
         <w:pStyle w:val="Heading2"/>
       </w:pPr>
-      <w:bookmarkStart w:name="_Toc70" w:id="70"/>
+      <w:bookmarkStart w:name="_Toc73" w:id="73"/>
       <w:r>
         <w:t xml:space="preserve">Quando roda</w:t>
       </w:r>
-      <w:bookmarkEnd w:id="70"/>
+      <w:bookmarkEnd w:id="73"/>
     </w:p>
     <w:p>
       <w:pPr>
@@ -696,514 +750,39 @@
       <w:pPr>
         <w:pStyle w:val="Heading2"/>
       </w:pPr>
-      <w:bookmarkStart w:name="_Toc71" w:id="71"/>
-      <w:r>
-        <w:t xml:space="preserve">Regra</w:t>
-      </w:r>
-      <w:bookmarkEnd w:id="71"/>
+      <w:bookmarkStart w:name="_Toc74" w:id="74"/>
+      <w:r>
+        <w:t xml:space="preserve">Uma unidade por vez</w:t>
+      </w:r>
+      <w:bookmarkEnd w:id="74"/>
     </w:p>
     <w:p>
       <w:pPr>
-        <w:pStyle w:val="ListParagraph"/>
-        <w:numPr>
-          <w:ilvl w:val="0"/>
-          <w:numId w:val="2"/>
-        </w:numPr>
-        <w:spacing w:after="60"/>
-      </w:pPr>
+        <w:spacing w:after="120"/>
+      </w:pPr>
+      <w:r>
+        <w:t xml:space="preserve">O bloqueio roda para </w:t>
+      </w:r>
       <w:r>
         <w:rPr>
           <w:b/>
           <w:bCs/>
         </w:rPr>
-        <w:t xml:space="preserve">Bloqueia todo paciente com falta no período</w:t>
-      </w:r>
-      <w:r>
-        <w:t xml:space="preserve"> (de 1/10 do ciclo até hoje) que esteja </w:t>
-      </w:r>
-      <w:r>
-        <w:rPr>
-          <w:b/>
-          <w:bCs/>
-        </w:rPr>
-        <w:t xml:space="preserve">ativo</w:t>
-      </w:r>
-      <w:r>
-        <w:t xml:space="preserve"> no CNN, </w:t>
-      </w:r>
-      <w:r>
-        <w:rPr>
-          <w:b/>
-          <w:bCs/>
-        </w:rPr>
-        <w:t xml:space="preserve">enquanto o prazo da falta vigente corre</w:t>
-      </w:r>
-      <w:r>
-        <w:t xml:space="preserve">.</w:t>
+        <w:t xml:space="preserve">cada unidade ativa</w:t>
+      </w:r>
+      <w:r>
+        <w:t xml:space="preserve"> (Salvador e Pouso Alegre), uma depois da outra:</w:t>
       </w:r>
     </w:p>
     <w:p>
       <w:pPr>
-        <w:pStyle w:val="ListParagraph"/>
-        <w:numPr>
-          <w:ilvl w:val="0"/>
-          <w:numId w:val="2"/>
-        </w:numPr>
-        <w:spacing w:after="60"/>
-      </w:pPr>
-      <w:r>
-        <w:rPr>
-          <w:b/>
-          <w:bCs/>
-        </w:rPr>
-        <w:t xml:space="preserve">Quem já cumpriu o prazo não é bloqueado</w:t>
-      </w:r>
-      <w:r>
-        <w:t xml:space="preserve"> (por exemplo, uma falta lançada atrasada no CNN). Até 22/10/2026 o prazo não decidia o bloqueio; agora, com a </w:t>
-      </w:r>
-      <w:r>
-        <w:rPr>
-          <w:color w:val="1C1FC8"/>
-        </w:rPr>
-        <w:t xml:space="preserve">liberação automática das 02:00</w:t>
-      </w:r>
-      <w:r>
-        <w:t xml:space="preserve">, bloquear quem já cumpriu o prazo só para liberar uma hora depois não faz sentido.</w:t>
-      </w:r>
-    </w:p>
-    <w:p>
-      <w:pPr>
-        <w:pStyle w:val="ListParagraph"/>
-        <w:numPr>
-          <w:ilvl w:val="0"/>
-          <w:numId w:val="2"/>
-        </w:numPr>
-        <w:spacing w:after="60"/>
-      </w:pPr>
-      <w:r>
-        <w:t xml:space="preserve">O prazo é gravado no controle (</w:t>
-      </w:r>
-      <w:r>
-        <w:rPr>
-          <w:rFonts w:ascii="Consolas" w:cs="Consolas" w:eastAsia="Consolas" w:hAnsi="Consolas"/>
-          <w:color w:val="6A1BBF"/>
-          <w:sz w:val="18"/>
-          <w:szCs w:val="18"/>
-          <w:shd w:fill="F1ECFB" w:color="auto" w:val="clear"/>
-        </w:rPr>
-        <w:t xml:space="preserve">DataFimBloqueio</w:t>
-      </w:r>
-      <w:r>
-        <w:t xml:space="preserve">). Quando termina, a liberação automática libera. Antes disso, só com uma </w:t>
-      </w:r>
-      <w:r>
-        <w:rPr>
-          <w:color w:val="1C1FC8"/>
-        </w:rPr>
-        <w:t xml:space="preserve">solicitação de desbloqueio</w:t>
-      </w:r>
-      <w:r>
-        <w:t xml:space="preserve"> aprovada.</w:t>
-      </w:r>
-    </w:p>
-    <w:p>
-      <w:pPr>
-        <w:spacing w:after="60"/>
-      </w:pPr>
-    </w:p>
-    <w:tbl>
-      <w:tblPr>
-        <w:tblW w:type="dxa" w:w="9638"/>
-        <w:tblBorders>
-          <w:top w:val="single" w:color="D9D6EA" w:sz="4"/>
-          <w:left w:val="single" w:color="D9D6EA" w:sz="4"/>
-          <w:bottom w:val="single" w:color="D9D6EA" w:sz="4"/>
-          <w:right w:val="single" w:color="D9D6EA" w:sz="4"/>
-          <w:insideH w:val="single" w:color="D9D6EA" w:sz="4"/>
-          <w:insideV w:val="single" w:color="D9D6EA" w:sz="4"/>
-        </w:tblBorders>
-        <w:tblLayout w:type="fixed"/>
-      </w:tblPr>
-      <w:tblGrid>
-        <w:gridCol w:w="5590"/>
-        <w:gridCol w:w="4048"/>
-      </w:tblGrid>
-      <w:tr>
-        <w:trPr>
-          <w:tblHeader/>
-        </w:trPr>
-        <w:tc>
-          <w:tcPr>
-            <w:tcW w:type="dxa" w:w="5590"/>
-            <w:shd w:fill="1C1FC8" w:color="auto" w:val="clear"/>
-            <w:tcMar>
-              <w:top w:type="dxa" w:w="60"/>
-              <w:left w:type="dxa" w:w="100"/>
-              <w:bottom w:type="dxa" w:w="60"/>
-              <w:right w:type="dxa" w:w="100"/>
-            </w:tcMar>
-          </w:tcPr>
-          <w:p>
-            <w:pPr>
-              <w:spacing w:after="40" w:before="40"/>
-            </w:pPr>
-            <w:r>
-              <w:rPr>
-                <w:rFonts w:ascii="Consolas" w:cs="Consolas" w:eastAsia="Consolas" w:hAnsi="Consolas"/>
-                <w:b/>
-                <w:bCs/>
-                <w:color w:val="FFFFFF"/>
-                <w:sz w:val="18"/>
-                <w:szCs w:val="18"/>
-                <w:shd w:fill="F1ECFB" w:color="auto" w:val="clear"/>
-              </w:rPr>
-              <w:t xml:space="preserve">NumeroFalta</w:t>
-            </w:r>
-            <w:r>
-              <w:rPr>
-                <w:b/>
-                <w:bCs/>
-                <w:color w:val="FFFFFF"/>
-              </w:rPr>
-              <w:t xml:space="preserve"> vigente</w:t>
-            </w:r>
-          </w:p>
-        </w:tc>
-        <w:tc>
-          <w:tcPr>
-            <w:tcW w:type="dxa" w:w="4048"/>
-            <w:shd w:fill="1C1FC8" w:color="auto" w:val="clear"/>
-            <w:tcMar>
-              <w:top w:type="dxa" w:w="60"/>
-              <w:left w:type="dxa" w:w="100"/>
-              <w:bottom w:type="dxa" w:w="60"/>
-              <w:right w:type="dxa" w:w="100"/>
-            </w:tcMar>
-          </w:tcPr>
-          <w:p>
-            <w:pPr>
-              <w:spacing w:after="40" w:before="40"/>
-            </w:pPr>
-            <w:r>
-              <w:rPr>
-                <w:b/>
-                <w:bCs/>
-                <w:color w:val="FFFFFF"/>
-              </w:rPr>
-              <w:t xml:space="preserve">Bloqueio dura</w:t>
-            </w:r>
-          </w:p>
-        </w:tc>
-      </w:tr>
-      <w:tr>
-        <w:trPr>
-          <w:cantSplit/>
-        </w:trPr>
-        <w:tc>
-          <w:tcPr>
-            <w:tcW w:type="dxa" w:w="5590"/>
-            <w:tcMar>
-              <w:top w:type="dxa" w:w="60"/>
-              <w:left w:type="dxa" w:w="100"/>
-              <w:bottom w:type="dxa" w:w="60"/>
-              <w:right w:type="dxa" w:w="100"/>
-            </w:tcMar>
-          </w:tcPr>
-          <w:p>
-            <w:pPr>
-              <w:spacing w:after="40" w:before="40"/>
-            </w:pPr>
-            <w:r>
-              <w:t xml:space="preserve">1</w:t>
-            </w:r>
-          </w:p>
-        </w:tc>
-        <w:tc>
-          <w:tcPr>
-            <w:tcW w:type="dxa" w:w="4048"/>
-            <w:tcMar>
-              <w:top w:type="dxa" w:w="60"/>
-              <w:left w:type="dxa" w:w="100"/>
-              <w:bottom w:type="dxa" w:w="60"/>
-              <w:right w:type="dxa" w:w="100"/>
-            </w:tcMar>
-          </w:tcPr>
-          <w:p>
-            <w:pPr>
-              <w:spacing w:after="40" w:before="40"/>
-            </w:pPr>
-            <w:r>
-              <w:t xml:space="preserve">60 dias</w:t>
-            </w:r>
-          </w:p>
-        </w:tc>
-      </w:tr>
-      <w:tr>
-        <w:trPr>
-          <w:cantSplit/>
-        </w:trPr>
-        <w:tc>
-          <w:tcPr>
-            <w:tcW w:type="dxa" w:w="5590"/>
-            <w:shd w:fill="F6F4FE" w:color="auto" w:val="clear"/>
-            <w:tcMar>
-              <w:top w:type="dxa" w:w="60"/>
-              <w:left w:type="dxa" w:w="100"/>
-              <w:bottom w:type="dxa" w:w="60"/>
-              <w:right w:type="dxa" w:w="100"/>
-            </w:tcMar>
-          </w:tcPr>
-          <w:p>
-            <w:pPr>
-              <w:spacing w:after="40" w:before="40"/>
-            </w:pPr>
-            <w:r>
-              <w:t xml:space="preserve">2</w:t>
-            </w:r>
-          </w:p>
-        </w:tc>
-        <w:tc>
-          <w:tcPr>
-            <w:tcW w:type="dxa" w:w="4048"/>
-            <w:shd w:fill="F6F4FE" w:color="auto" w:val="clear"/>
-            <w:tcMar>
-              <w:top w:type="dxa" w:w="60"/>
-              <w:left w:type="dxa" w:w="100"/>
-              <w:bottom w:type="dxa" w:w="60"/>
-              <w:right w:type="dxa" w:w="100"/>
-            </w:tcMar>
-          </w:tcPr>
-          <w:p>
-            <w:pPr>
-              <w:spacing w:after="40" w:before="40"/>
-            </w:pPr>
-            <w:r>
-              <w:t xml:space="preserve">90 dias</w:t>
-            </w:r>
-          </w:p>
-        </w:tc>
-      </w:tr>
-      <w:tr>
-        <w:trPr>
-          <w:cantSplit/>
-        </w:trPr>
-        <w:tc>
-          <w:tcPr>
-            <w:tcW w:type="dxa" w:w="5590"/>
-            <w:tcMar>
-              <w:top w:type="dxa" w:w="60"/>
-              <w:left w:type="dxa" w:w="100"/>
-              <w:bottom w:type="dxa" w:w="60"/>
-              <w:right w:type="dxa" w:w="100"/>
-            </w:tcMar>
-          </w:tcPr>
-          <w:p>
-            <w:pPr>
-              <w:spacing w:after="40" w:before="40"/>
-            </w:pPr>
-            <w:r>
-              <w:t xml:space="preserve">3 ou mais</w:t>
-            </w:r>
-          </w:p>
-        </w:tc>
-        <w:tc>
-          <w:tcPr>
-            <w:tcW w:type="dxa" w:w="4048"/>
-            <w:tcMar>
-              <w:top w:type="dxa" w:w="60"/>
-              <w:left w:type="dxa" w:w="100"/>
-              <w:bottom w:type="dxa" w:w="60"/>
-              <w:right w:type="dxa" w:w="100"/>
-            </w:tcMar>
-          </w:tcPr>
-          <w:p>
-            <w:pPr>
-              <w:spacing w:after="40" w:before="40"/>
-            </w:pPr>
-            <w:r>
-              <w:t xml:space="preserve">180 dias</w:t>
-            </w:r>
-          </w:p>
-        </w:tc>
-      </w:tr>
-    </w:tbl>
-    <w:p>
-      <w:pPr>
-        <w:spacing w:after="120"/>
-      </w:pPr>
-    </w:p>
-    <w:p>
-      <w:pPr>
-        <w:pStyle w:val="ListParagraph"/>
-        <w:numPr>
-          <w:ilvl w:val="0"/>
-          <w:numId w:val="2"/>
-        </w:numPr>
-        <w:spacing w:after="60"/>
-      </w:pPr>
-      <w:r>
-        <w:t xml:space="preserve">Falta vigente = a linha com </w:t>
-      </w:r>
-      <w:r>
-        <w:rPr>
-          <w:rFonts w:ascii="Consolas" w:cs="Consolas" w:eastAsia="Consolas" w:hAnsi="Consolas"/>
-          <w:color w:val="6A1BBF"/>
-          <w:sz w:val="18"/>
-          <w:szCs w:val="18"/>
-          <w:shd w:fill="F1ECFB" w:color="auto" w:val="clear"/>
-        </w:rPr>
-        <w:t xml:space="preserve">MAX(NumeroFalta)</w:t>
-      </w:r>
-      <w:r>
-        <w:t xml:space="preserve"> do paciente desde 1/10 do ciclo.</w:t>
-      </w:r>
-    </w:p>
-    <w:p>
-      <w:pPr>
-        <w:pStyle w:val="ListParagraph"/>
-        <w:numPr>
-          <w:ilvl w:val="0"/>
-          <w:numId w:val="2"/>
-        </w:numPr>
-        <w:spacing w:after="60"/>
-      </w:pPr>
-      <w:r>
-        <w:t xml:space="preserve">Início do prazo = </w:t>
-      </w:r>
-      <w:r>
-        <w:rPr>
-          <w:rFonts w:ascii="Consolas" w:cs="Consolas" w:eastAsia="Consolas" w:hAnsi="Consolas"/>
-          <w:color w:val="6A1BBF"/>
-          <w:sz w:val="18"/>
-          <w:szCs w:val="18"/>
-          <w:shd w:fill="F1ECFB" w:color="auto" w:val="clear"/>
-        </w:rPr>
-        <w:t xml:space="preserve">DataFalta</w:t>
-      </w:r>
-      <w:r>
-        <w:t xml:space="preserve"> dessa linha. Fim = início + dias.</w:t>
-      </w:r>
-    </w:p>
-    <w:p>
-      <w:pPr>
-        <w:pStyle w:val="ListParagraph"/>
-        <w:numPr>
-          <w:ilvl w:val="0"/>
-          <w:numId w:val="2"/>
-        </w:numPr>
-        <w:spacing w:after="60"/>
-      </w:pPr>
-      <w:r>
-        <w:t xml:space="preserve">Não bloqueia quem está </w:t>
-      </w:r>
-      <w:r>
-        <w:rPr>
-          <w:rFonts w:ascii="Consolas" w:cs="Consolas" w:eastAsia="Consolas" w:hAnsi="Consolas"/>
-          <w:color w:val="6A1BBF"/>
-          <w:sz w:val="18"/>
-          <w:szCs w:val="18"/>
-          <w:shd w:fill="F1ECFB" w:color="auto" w:val="clear"/>
-        </w:rPr>
-        <w:t xml:space="preserve">LIBERADO</w:t>
-      </w:r>
-      <w:r>
-        <w:t xml:space="preserve"> na tabela de controle com </w:t>
-      </w:r>
-      <w:r>
-        <w:rPr>
-          <w:rFonts w:ascii="Consolas" w:cs="Consolas" w:eastAsia="Consolas" w:hAnsi="Consolas"/>
-          <w:color w:val="6A1BBF"/>
-          <w:sz w:val="18"/>
-          <w:szCs w:val="18"/>
-          <w:shd w:fill="F1ECFB" w:color="auto" w:val="clear"/>
-        </w:rPr>
-        <w:t xml:space="preserve">IdAgendaReferencia</w:t>
-      </w:r>
-      <w:r>
-        <w:t xml:space="preserve"> igual à falta vigente (liberado ou isento pelo painel).</w:t>
-      </w:r>
-    </w:p>
-    <w:p>
-      <w:pPr>
-        <w:pStyle w:val="ListParagraph"/>
-        <w:numPr>
-          <w:ilvl w:val="0"/>
-          <w:numId w:val="2"/>
-        </w:numPr>
-        <w:spacing w:after="60"/>
-      </w:pPr>
-      <w:r>
-        <w:t xml:space="preserve">Quem </w:t>
-      </w:r>
-      <w:r>
-        <w:rPr>
-          <w:b/>
-          <w:bCs/>
-        </w:rPr>
-        <w:t xml:space="preserve">já está inativo</w:t>
-      </w:r>
-      <w:r>
-        <w:t xml:space="preserve"> no CNN não recebe PATCH. Se ainda não há bloqueio registrado para a falta vigente, o paciente entra no laço só para </w:t>
-      </w:r>
-      <w:r>
-        <w:rPr>
-          <w:b/>
-          <w:bCs/>
-        </w:rPr>
-        <w:t xml:space="preserve">registrar</w:t>
-      </w:r>
-      <w:r>
-        <w:t xml:space="preserve"> (</w:t>
-      </w:r>
-      <w:r>
-        <w:rPr>
-          <w:rFonts w:ascii="Consolas" w:cs="Consolas" w:eastAsia="Consolas" w:hAnsi="Consolas"/>
-          <w:color w:val="6A1BBF"/>
-          <w:sz w:val="18"/>
-          <w:szCs w:val="18"/>
-          <w:shd w:fill="F1ECFB" w:color="auto" w:val="clear"/>
-        </w:rPr>
-        <w:t xml:space="preserve">apenasRegistrar</w:t>
-      </w:r>
-      <w:r>
-        <w:t xml:space="preserve">). O controle passa a espelhar o CNN, e o painel tira o paciente de "Aguardando bloqueio".</w:t>
-      </w:r>
-    </w:p>
-    <w:p>
-      <w:pPr>
-        <w:pStyle w:val="ListParagraph"/>
-        <w:numPr>
-          <w:ilvl w:val="0"/>
-          <w:numId w:val="2"/>
-        </w:numPr>
-        <w:spacing w:after="60"/>
-      </w:pPr>
-      <w:r>
-        <w:t xml:space="preserve">Ciclo: de outubro a dezembro, 1/10 do ano corrente. De janeiro a setembro, 1/10 do ano anterior. (Até 08/10/2026 o ciclo começava em 1/8.)</w:t>
-      </w:r>
-    </w:p>
-    <w:p>
-      <w:pPr>
-        <w:spacing w:after="60"/>
-      </w:pPr>
-    </w:p>
-    <w:p>
-      <w:pPr>
-        <w:spacing w:after="120"/>
-      </w:pPr>
-      <w:r>
-        <w:t xml:space="preserve">Exemplo: 1ª falta em 2026-08-03 → bloqueado na execução seguinte e liberável a partir de 2026-10-02. Se a 2ª falta vier em 2026-09-10, a vigente passa a ser a 2ª e o paciente só pode ser liberado a partir de 2026-12-09 (90 dias a partir de 2026-09-10). Se ele ainda estiver ativo em 10/10 com essa falta (por exemplo, porque o fluxo não rodou), é bloqueado mesmo assim.</w:t>
-      </w:r>
-    </w:p>
-    <w:p>
-      <w:pPr>
         <w:spacing w:after="200" w:before="120"/>
         <w:jc w:val="center"/>
       </w:pPr>
       <w:r>
         <w:drawing>
           <wp:inline distT="0" distB="0" distL="0" distR="0">
-            <wp:extent cx="3086100" cy="571500"/>
+            <wp:extent cx="2857500" cy="6572250"/>
             <wp:effectExtent t="0" r="0" b="0" l="0"/>
             <wp:docPr id="20" name="" descr="" title=""/>
             <wp:cNvGraphicFramePr>
@@ -1228,7 +807,7 @@
                   <pic:spPr bwMode="auto">
                     <a:xfrm>
                       <a:off x="0" y="0"/>
-                      <a:ext cx="3086100" cy="571500"/>
+                      <a:ext cx="2857500" cy="6572250"/>
                     </a:xfrm>
                     <a:prstGeom prst="rect">
                       <a:avLst/>
@@ -1243,39 +822,733 @@
     </w:p>
     <w:p>
       <w:pPr>
-        <w:pStyle w:val="Heading2"/>
-      </w:pPr>
-      <w:bookmarkStart w:name="_Toc72" w:id="72"/>
-      <w:r>
-        <w:t xml:space="preserve">Fluxograma</w:t>
-      </w:r>
-      <w:bookmarkEnd w:id="72"/>
+        <w:pStyle w:val="ListParagraph"/>
+        <w:numPr>
+          <w:ilvl w:val="0"/>
+          <w:numId w:val="2"/>
+        </w:numPr>
+        <w:spacing w:after="60"/>
+      </w:pPr>
+      <w:r>
+        <w:rPr>
+          <w:b/>
+          <w:bCs/>
+        </w:rPr>
+        <w:t xml:space="preserve">Fluxo principal</w:t>
+      </w:r>
+      <w:r>
+        <w:t xml:space="preserve"> (</w:t>
+      </w:r>
+      <w:r>
+        <w:rPr>
+          <w:rFonts w:ascii="Consolas" w:cs="Consolas" w:eastAsia="Consolas" w:hAnsi="Consolas"/>
+          <w:color w:val="6A1BBF"/>
+          <w:sz w:val="18"/>
+          <w:szCs w:val="18"/>
+          <w:shd w:fill="F1ECFB" w:color="auto" w:val="clear"/>
+        </w:rPr>
+        <w:t xml:space="preserve">bloqueioPacientesFaltas.json</w:t>
+      </w:r>
+      <w:r>
+        <w:t xml:space="preserve">): o cron, a consulta das unidades ativas e o nó </w:t>
+      </w:r>
+      <w:r>
+        <w:rPr>
+          <w:rFonts w:ascii="Consolas" w:cs="Consolas" w:eastAsia="Consolas" w:hAnsi="Consolas"/>
+          <w:color w:val="6A1BBF"/>
+          <w:sz w:val="18"/>
+          <w:szCs w:val="18"/>
+          <w:shd w:fill="F1ECFB" w:color="auto" w:val="clear"/>
+        </w:rPr>
+        <w:t xml:space="preserve">bloquear unidade</w:t>
+      </w:r>
+      <w:r>
+        <w:t xml:space="preserve">, que chama o subfluxo uma vez por unidade e espera terminar. Com "continuar com erro", a falha numa unidade não para a outra.</w:t>
+      </w:r>
     </w:p>
     <w:p>
       <w:pPr>
-        <w:spacing w:after="120"/>
-      </w:pPr>
-      <w:r>
-        <w:t xml:space="preserve">O fluxo tem duas partes: primeiro ele lê a agenda e grava as faltas; depois decide quem bloquear e bloqueia no CNN.</w:t>
+        <w:pStyle w:val="ListParagraph"/>
+        <w:numPr>
+          <w:ilvl w:val="0"/>
+          <w:numId w:val="2"/>
+        </w:numPr>
+        <w:spacing w:after="60"/>
+      </w:pPr>
+      <w:r>
+        <w:rPr>
+          <w:b/>
+          <w:bCs/>
+        </w:rPr>
+        <w:t xml:space="preserve">Subfluxo</w:t>
+      </w:r>
+      <w:r>
+        <w:t xml:space="preserve"> (</w:t>
+      </w:r>
+      <w:r>
+        <w:rPr>
+          <w:rFonts w:ascii="Consolas" w:cs="Consolas" w:eastAsia="Consolas" w:hAnsi="Consolas"/>
+          <w:color w:val="6A1BBF"/>
+          <w:sz w:val="18"/>
+          <w:szCs w:val="18"/>
+          <w:shd w:fill="F1ECFB" w:color="auto" w:val="clear"/>
+        </w:rPr>
+        <w:t xml:space="preserve">bloqueioPacientesFaltasUnidade.json</w:t>
+      </w:r>
+      <w:r>
+        <w:t xml:space="preserve">): tudo o que está descrito abaixo, para a unidade que chega no nó </w:t>
+      </w:r>
+      <w:r>
+        <w:rPr>
+          <w:rFonts w:ascii="Consolas" w:cs="Consolas" w:eastAsia="Consolas" w:hAnsi="Consolas"/>
+          <w:color w:val="6A1BBF"/>
+          <w:sz w:val="18"/>
+          <w:szCs w:val="18"/>
+          <w:shd w:fill="F1ECFB" w:color="auto" w:val="clear"/>
+        </w:rPr>
+        <w:t xml:space="preserve">Unidade</w:t>
+      </w:r>
+      <w:r>
+        <w:t xml:space="preserve"> (</w:t>
+      </w:r>
+      <w:r>
+        <w:rPr>
+          <w:rFonts w:ascii="Consolas" w:cs="Consolas" w:eastAsia="Consolas" w:hAnsi="Consolas"/>
+          <w:color w:val="6A1BBF"/>
+          <w:sz w:val="18"/>
+          <w:szCs w:val="18"/>
+          <w:shd w:fill="F1ECFB" w:color="auto" w:val="clear"/>
+        </w:rPr>
+        <w:t xml:space="preserve">{ idUnidade, codigoUnidade }</w:t>
+      </w:r>
+      <w:r>
+        <w:t xml:space="preserve">). O nó </w:t>
+      </w:r>
+      <w:r>
+        <w:rPr>
+          <w:rFonts w:ascii="Consolas" w:cs="Consolas" w:eastAsia="Consolas" w:hAnsi="Consolas"/>
+          <w:color w:val="6A1BBF"/>
+          <w:sz w:val="18"/>
+          <w:szCs w:val="18"/>
+          <w:shd w:fill="F1ECFB" w:color="auto" w:val="clear"/>
+        </w:rPr>
+        <w:t xml:space="preserve">conferir unidade</w:t>
+      </w:r>
+      <w:r>
+        <w:t xml:space="preserve"> para logo se o CID da unidade não estiver configurado.</w:t>
       </w:r>
     </w:p>
     <w:p>
       <w:pPr>
-        <w:pStyle w:val="Heading3"/>
-      </w:pPr>
-      <w:r>
-        <w:t xml:space="preserve">Parte 1: ler a agenda e gravar as faltas</w:t>
+        <w:pStyle w:val="ListParagraph"/>
+        <w:numPr>
+          <w:ilvl w:val="0"/>
+          <w:numId w:val="2"/>
+        </w:numPr>
+        <w:spacing w:after="60"/>
+      </w:pPr>
+      <w:r>
+        <w:t xml:space="preserve">Os nós HTTP usam o CID da unidade: </w:t>
+      </w:r>
+      <w:r>
+        <w:rPr>
+          <w:rFonts w:ascii="Consolas" w:cs="Consolas" w:eastAsia="Consolas" w:hAnsi="Consolas"/>
+          <w:color w:val="6A1BBF"/>
+          <w:sz w:val="18"/>
+          <w:szCs w:val="18"/>
+          <w:shd w:fill="F1ECFB" w:color="auto" w:val="clear"/>
+        </w:rPr>
+        <w:t xml:space="preserve">={{ $vars['CNN_CID_' + $('Unidade').first().json.codigoUnidade] || $env[…] }}</w:t>
+      </w:r>
+      <w:r>
+        <w:t xml:space="preserve">.</w:t>
       </w:r>
     </w:p>
     <w:p>
       <w:pPr>
+        <w:pStyle w:val="ListParagraph"/>
+        <w:numPr>
+          <w:ilvl w:val="0"/>
+          <w:numId w:val="2"/>
+        </w:numPr>
+        <w:spacing w:after="60"/>
+      </w:pPr>
+      <w:r>
+        <w:t xml:space="preserve">Toda gravação leva o </w:t>
+      </w:r>
+      <w:r>
+        <w:rPr>
+          <w:rFonts w:ascii="Consolas" w:cs="Consolas" w:eastAsia="Consolas" w:hAnsi="Consolas"/>
+          <w:color w:val="6A1BBF"/>
+          <w:sz w:val="18"/>
+          <w:szCs w:val="18"/>
+          <w:shd w:fill="F1ECFB" w:color="auto" w:val="clear"/>
+        </w:rPr>
+        <w:t xml:space="preserve">IdUnidade</w:t>
+      </w:r>
+      <w:r>
+        <w:t xml:space="preserve"> (faltas, procedimentos, cadastros, controle e auditoria).</w:t>
+      </w:r>
+    </w:p>
+    <w:p>
+      <w:pPr>
+        <w:pStyle w:val="ListParagraph"/>
+        <w:numPr>
+          <w:ilvl w:val="0"/>
+          <w:numId w:val="2"/>
+        </w:numPr>
+        <w:spacing w:after="60"/>
+      </w:pPr>
+      <w:r>
+        <w:rPr>
+          <w:b/>
+          <w:bCs/>
+        </w:rPr>
+        <w:t xml:space="preserve">Ao importar:</w:t>
+      </w:r>
+      <w:r>
+        <w:t xml:space="preserve"> crie o subfluxo como um workflow próprio e, no nó </w:t>
+      </w:r>
+      <w:r>
+        <w:rPr>
+          <w:rFonts w:ascii="Consolas" w:cs="Consolas" w:eastAsia="Consolas" w:hAnsi="Consolas"/>
+          <w:color w:val="6A1BBF"/>
+          <w:sz w:val="18"/>
+          <w:szCs w:val="18"/>
+          <w:shd w:fill="F1ECFB" w:color="auto" w:val="clear"/>
+        </w:rPr>
+        <w:t xml:space="preserve">bloquear unidade</w:t>
+      </w:r>
+      <w:r>
+        <w:t xml:space="preserve"> do principal, escolha esse workflow. Ver </w:t>
+      </w:r>
+      <w:r>
+        <w:rPr>
+          <w:color w:val="1C1FC8"/>
+        </w:rPr>
+        <w:t xml:space="preserve">unidades.md</w:t>
+      </w:r>
+      <w:r>
+        <w:t xml:space="preserve">.</w:t>
+      </w:r>
+    </w:p>
+    <w:p>
+      <w:pPr>
+        <w:spacing w:after="60"/>
+      </w:pPr>
+    </w:p>
+    <w:p>
+      <w:pPr>
+        <w:pStyle w:val="Heading2"/>
+      </w:pPr>
+      <w:bookmarkStart w:name="_Toc75" w:id="75"/>
+      <w:r>
+        <w:t xml:space="preserve">Regra</w:t>
+      </w:r>
+      <w:bookmarkEnd w:id="75"/>
+    </w:p>
+    <w:p>
+      <w:pPr>
+        <w:pStyle w:val="ListParagraph"/>
+        <w:numPr>
+          <w:ilvl w:val="0"/>
+          <w:numId w:val="2"/>
+        </w:numPr>
+        <w:spacing w:after="60"/>
+      </w:pPr>
+      <w:r>
+        <w:rPr>
+          <w:b/>
+          <w:bCs/>
+        </w:rPr>
+        <w:t xml:space="preserve">Bloqueia todo paciente com falta no período</w:t>
+      </w:r>
+      <w:r>
+        <w:t xml:space="preserve"> (de 1/10 do ciclo até hoje) que esteja </w:t>
+      </w:r>
+      <w:r>
+        <w:rPr>
+          <w:b/>
+          <w:bCs/>
+        </w:rPr>
+        <w:t xml:space="preserve">ativo</w:t>
+      </w:r>
+      <w:r>
+        <w:t xml:space="preserve"> no CNN, </w:t>
+      </w:r>
+      <w:r>
+        <w:rPr>
+          <w:b/>
+          <w:bCs/>
+        </w:rPr>
+        <w:t xml:space="preserve">enquanto o prazo da falta vigente corre</w:t>
+      </w:r>
+      <w:r>
+        <w:t xml:space="preserve">.</w:t>
+      </w:r>
+    </w:p>
+    <w:p>
+      <w:pPr>
+        <w:pStyle w:val="ListParagraph"/>
+        <w:numPr>
+          <w:ilvl w:val="0"/>
+          <w:numId w:val="2"/>
+        </w:numPr>
+        <w:spacing w:after="60"/>
+      </w:pPr>
+      <w:r>
+        <w:rPr>
+          <w:b/>
+          <w:bCs/>
+        </w:rPr>
+        <w:t xml:space="preserve">Quem já cumpriu o prazo não é bloqueado</w:t>
+      </w:r>
+      <w:r>
+        <w:t xml:space="preserve"> (por exemplo, uma falta lançada atrasada no CNN). Até 22/10/2026 o prazo não decidia o bloqueio; agora, com a </w:t>
+      </w:r>
+      <w:r>
+        <w:rPr>
+          <w:color w:val="1C1FC8"/>
+        </w:rPr>
+        <w:t xml:space="preserve">liberação automática das 02:00</w:t>
+      </w:r>
+      <w:r>
+        <w:t xml:space="preserve">, bloquear quem já cumpriu o prazo só para liberar uma hora depois não faz sentido.</w:t>
+      </w:r>
+    </w:p>
+    <w:p>
+      <w:pPr>
+        <w:pStyle w:val="ListParagraph"/>
+        <w:numPr>
+          <w:ilvl w:val="0"/>
+          <w:numId w:val="2"/>
+        </w:numPr>
+        <w:spacing w:after="60"/>
+      </w:pPr>
+      <w:r>
+        <w:t xml:space="preserve">O prazo é gravado no controle (</w:t>
+      </w:r>
+      <w:r>
+        <w:rPr>
+          <w:rFonts w:ascii="Consolas" w:cs="Consolas" w:eastAsia="Consolas" w:hAnsi="Consolas"/>
+          <w:color w:val="6A1BBF"/>
+          <w:sz w:val="18"/>
+          <w:szCs w:val="18"/>
+          <w:shd w:fill="F1ECFB" w:color="auto" w:val="clear"/>
+        </w:rPr>
+        <w:t xml:space="preserve">DataFimBloqueio</w:t>
+      </w:r>
+      <w:r>
+        <w:t xml:space="preserve">). Quando termina, a liberação automática libera. Antes disso, só com uma </w:t>
+      </w:r>
+      <w:r>
+        <w:rPr>
+          <w:color w:val="1C1FC8"/>
+        </w:rPr>
+        <w:t xml:space="preserve">solicitação de desbloqueio</w:t>
+      </w:r>
+      <w:r>
+        <w:t xml:space="preserve"> aprovada.</w:t>
+      </w:r>
+    </w:p>
+    <w:p>
+      <w:pPr>
+        <w:spacing w:after="60"/>
+      </w:pPr>
+    </w:p>
+    <w:tbl>
+      <w:tblPr>
+        <w:tblW w:type="dxa" w:w="9638"/>
+        <w:tblBorders>
+          <w:top w:val="single" w:color="D9D6EA" w:sz="4"/>
+          <w:left w:val="single" w:color="D9D6EA" w:sz="4"/>
+          <w:bottom w:val="single" w:color="D9D6EA" w:sz="4"/>
+          <w:right w:val="single" w:color="D9D6EA" w:sz="4"/>
+          <w:insideH w:val="single" w:color="D9D6EA" w:sz="4"/>
+          <w:insideV w:val="single" w:color="D9D6EA" w:sz="4"/>
+        </w:tblBorders>
+        <w:tblLayout w:type="fixed"/>
+      </w:tblPr>
+      <w:tblGrid>
+        <w:gridCol w:w="5590"/>
+        <w:gridCol w:w="4048"/>
+      </w:tblGrid>
+      <w:tr>
+        <w:trPr>
+          <w:tblHeader/>
+        </w:trPr>
+        <w:tc>
+          <w:tcPr>
+            <w:tcW w:type="dxa" w:w="5590"/>
+            <w:shd w:fill="1C1FC8" w:color="auto" w:val="clear"/>
+            <w:tcMar>
+              <w:top w:type="dxa" w:w="60"/>
+              <w:left w:type="dxa" w:w="100"/>
+              <w:bottom w:type="dxa" w:w="60"/>
+              <w:right w:type="dxa" w:w="100"/>
+            </w:tcMar>
+          </w:tcPr>
+          <w:p>
+            <w:pPr>
+              <w:spacing w:after="40" w:before="40"/>
+            </w:pPr>
+            <w:r>
+              <w:rPr>
+                <w:rFonts w:ascii="Consolas" w:cs="Consolas" w:eastAsia="Consolas" w:hAnsi="Consolas"/>
+                <w:b/>
+                <w:bCs/>
+                <w:color w:val="FFFFFF"/>
+                <w:sz w:val="18"/>
+                <w:szCs w:val="18"/>
+                <w:shd w:fill="F1ECFB" w:color="auto" w:val="clear"/>
+              </w:rPr>
+              <w:t xml:space="preserve">NumeroFalta</w:t>
+            </w:r>
+            <w:r>
+              <w:rPr>
+                <w:b/>
+                <w:bCs/>
+                <w:color w:val="FFFFFF"/>
+              </w:rPr>
+              <w:t xml:space="preserve"> vigente</w:t>
+            </w:r>
+          </w:p>
+        </w:tc>
+        <w:tc>
+          <w:tcPr>
+            <w:tcW w:type="dxa" w:w="4048"/>
+            <w:shd w:fill="1C1FC8" w:color="auto" w:val="clear"/>
+            <w:tcMar>
+              <w:top w:type="dxa" w:w="60"/>
+              <w:left w:type="dxa" w:w="100"/>
+              <w:bottom w:type="dxa" w:w="60"/>
+              <w:right w:type="dxa" w:w="100"/>
+            </w:tcMar>
+          </w:tcPr>
+          <w:p>
+            <w:pPr>
+              <w:spacing w:after="40" w:before="40"/>
+            </w:pPr>
+            <w:r>
+              <w:rPr>
+                <w:b/>
+                <w:bCs/>
+                <w:color w:val="FFFFFF"/>
+              </w:rPr>
+              <w:t xml:space="preserve">Bloqueio dura</w:t>
+            </w:r>
+          </w:p>
+        </w:tc>
+      </w:tr>
+      <w:tr>
+        <w:trPr>
+          <w:cantSplit/>
+        </w:trPr>
+        <w:tc>
+          <w:tcPr>
+            <w:tcW w:type="dxa" w:w="5590"/>
+            <w:tcMar>
+              <w:top w:type="dxa" w:w="60"/>
+              <w:left w:type="dxa" w:w="100"/>
+              <w:bottom w:type="dxa" w:w="60"/>
+              <w:right w:type="dxa" w:w="100"/>
+            </w:tcMar>
+          </w:tcPr>
+          <w:p>
+            <w:pPr>
+              <w:spacing w:after="40" w:before="40"/>
+            </w:pPr>
+            <w:r>
+              <w:t xml:space="preserve">1</w:t>
+            </w:r>
+          </w:p>
+        </w:tc>
+        <w:tc>
+          <w:tcPr>
+            <w:tcW w:type="dxa" w:w="4048"/>
+            <w:tcMar>
+              <w:top w:type="dxa" w:w="60"/>
+              <w:left w:type="dxa" w:w="100"/>
+              <w:bottom w:type="dxa" w:w="60"/>
+              <w:right w:type="dxa" w:w="100"/>
+            </w:tcMar>
+          </w:tcPr>
+          <w:p>
+            <w:pPr>
+              <w:spacing w:after="40" w:before="40"/>
+            </w:pPr>
+            <w:r>
+              <w:t xml:space="preserve">60 dias</w:t>
+            </w:r>
+          </w:p>
+        </w:tc>
+      </w:tr>
+      <w:tr>
+        <w:trPr>
+          <w:cantSplit/>
+        </w:trPr>
+        <w:tc>
+          <w:tcPr>
+            <w:tcW w:type="dxa" w:w="5590"/>
+            <w:shd w:fill="F6F4FE" w:color="auto" w:val="clear"/>
+            <w:tcMar>
+              <w:top w:type="dxa" w:w="60"/>
+              <w:left w:type="dxa" w:w="100"/>
+              <w:bottom w:type="dxa" w:w="60"/>
+              <w:right w:type="dxa" w:w="100"/>
+            </w:tcMar>
+          </w:tcPr>
+          <w:p>
+            <w:pPr>
+              <w:spacing w:after="40" w:before="40"/>
+            </w:pPr>
+            <w:r>
+              <w:t xml:space="preserve">2</w:t>
+            </w:r>
+          </w:p>
+        </w:tc>
+        <w:tc>
+          <w:tcPr>
+            <w:tcW w:type="dxa" w:w="4048"/>
+            <w:shd w:fill="F6F4FE" w:color="auto" w:val="clear"/>
+            <w:tcMar>
+              <w:top w:type="dxa" w:w="60"/>
+              <w:left w:type="dxa" w:w="100"/>
+              <w:bottom w:type="dxa" w:w="60"/>
+              <w:right w:type="dxa" w:w="100"/>
+            </w:tcMar>
+          </w:tcPr>
+          <w:p>
+            <w:pPr>
+              <w:spacing w:after="40" w:before="40"/>
+            </w:pPr>
+            <w:r>
+              <w:t xml:space="preserve">90 dias</w:t>
+            </w:r>
+          </w:p>
+        </w:tc>
+      </w:tr>
+      <w:tr>
+        <w:trPr>
+          <w:cantSplit/>
+        </w:trPr>
+        <w:tc>
+          <w:tcPr>
+            <w:tcW w:type="dxa" w:w="5590"/>
+            <w:tcMar>
+              <w:top w:type="dxa" w:w="60"/>
+              <w:left w:type="dxa" w:w="100"/>
+              <w:bottom w:type="dxa" w:w="60"/>
+              <w:right w:type="dxa" w:w="100"/>
+            </w:tcMar>
+          </w:tcPr>
+          <w:p>
+            <w:pPr>
+              <w:spacing w:after="40" w:before="40"/>
+            </w:pPr>
+            <w:r>
+              <w:t xml:space="preserve">3 ou mais</w:t>
+            </w:r>
+          </w:p>
+        </w:tc>
+        <w:tc>
+          <w:tcPr>
+            <w:tcW w:type="dxa" w:w="4048"/>
+            <w:tcMar>
+              <w:top w:type="dxa" w:w="60"/>
+              <w:left w:type="dxa" w:w="100"/>
+              <w:bottom w:type="dxa" w:w="60"/>
+              <w:right w:type="dxa" w:w="100"/>
+            </w:tcMar>
+          </w:tcPr>
+          <w:p>
+            <w:pPr>
+              <w:spacing w:after="40" w:before="40"/>
+            </w:pPr>
+            <w:r>
+              <w:t xml:space="preserve">180 dias</w:t>
+            </w:r>
+          </w:p>
+        </w:tc>
+      </w:tr>
+    </w:tbl>
+    <w:p>
+      <w:pPr>
+        <w:spacing w:after="120"/>
+      </w:pPr>
+    </w:p>
+    <w:p>
+      <w:pPr>
+        <w:pStyle w:val="ListParagraph"/>
+        <w:numPr>
+          <w:ilvl w:val="0"/>
+          <w:numId w:val="2"/>
+        </w:numPr>
+        <w:spacing w:after="60"/>
+      </w:pPr>
+      <w:r>
+        <w:t xml:space="preserve">Falta vigente = a linha com </w:t>
+      </w:r>
+      <w:r>
+        <w:rPr>
+          <w:rFonts w:ascii="Consolas" w:cs="Consolas" w:eastAsia="Consolas" w:hAnsi="Consolas"/>
+          <w:color w:val="6A1BBF"/>
+          <w:sz w:val="18"/>
+          <w:szCs w:val="18"/>
+          <w:shd w:fill="F1ECFB" w:color="auto" w:val="clear"/>
+        </w:rPr>
+        <w:t xml:space="preserve">MAX(NumeroFalta)</w:t>
+      </w:r>
+      <w:r>
+        <w:t xml:space="preserve"> do paciente desde 1/10 do ciclo.</w:t>
+      </w:r>
+    </w:p>
+    <w:p>
+      <w:pPr>
+        <w:pStyle w:val="ListParagraph"/>
+        <w:numPr>
+          <w:ilvl w:val="0"/>
+          <w:numId w:val="2"/>
+        </w:numPr>
+        <w:spacing w:after="60"/>
+      </w:pPr>
+      <w:r>
+        <w:t xml:space="preserve">Início do prazo = </w:t>
+      </w:r>
+      <w:r>
+        <w:rPr>
+          <w:rFonts w:ascii="Consolas" w:cs="Consolas" w:eastAsia="Consolas" w:hAnsi="Consolas"/>
+          <w:color w:val="6A1BBF"/>
+          <w:sz w:val="18"/>
+          <w:szCs w:val="18"/>
+          <w:shd w:fill="F1ECFB" w:color="auto" w:val="clear"/>
+        </w:rPr>
+        <w:t xml:space="preserve">DataFalta</w:t>
+      </w:r>
+      <w:r>
+        <w:t xml:space="preserve"> dessa linha. Fim = início + dias.</w:t>
+      </w:r>
+    </w:p>
+    <w:p>
+      <w:pPr>
+        <w:pStyle w:val="ListParagraph"/>
+        <w:numPr>
+          <w:ilvl w:val="0"/>
+          <w:numId w:val="2"/>
+        </w:numPr>
+        <w:spacing w:after="60"/>
+      </w:pPr>
+      <w:r>
+        <w:t xml:space="preserve">Não bloqueia quem está </w:t>
+      </w:r>
+      <w:r>
+        <w:rPr>
+          <w:rFonts w:ascii="Consolas" w:cs="Consolas" w:eastAsia="Consolas" w:hAnsi="Consolas"/>
+          <w:color w:val="6A1BBF"/>
+          <w:sz w:val="18"/>
+          <w:szCs w:val="18"/>
+          <w:shd w:fill="F1ECFB" w:color="auto" w:val="clear"/>
+        </w:rPr>
+        <w:t xml:space="preserve">LIBERADO</w:t>
+      </w:r>
+      <w:r>
+        <w:t xml:space="preserve"> na tabela de controle com </w:t>
+      </w:r>
+      <w:r>
+        <w:rPr>
+          <w:rFonts w:ascii="Consolas" w:cs="Consolas" w:eastAsia="Consolas" w:hAnsi="Consolas"/>
+          <w:color w:val="6A1BBF"/>
+          <w:sz w:val="18"/>
+          <w:szCs w:val="18"/>
+          <w:shd w:fill="F1ECFB" w:color="auto" w:val="clear"/>
+        </w:rPr>
+        <w:t xml:space="preserve">IdAgendaReferencia</w:t>
+      </w:r>
+      <w:r>
+        <w:t xml:space="preserve"> igual à falta vigente (liberado ou isento pelo painel).</w:t>
+      </w:r>
+    </w:p>
+    <w:p>
+      <w:pPr>
+        <w:pStyle w:val="ListParagraph"/>
+        <w:numPr>
+          <w:ilvl w:val="0"/>
+          <w:numId w:val="2"/>
+        </w:numPr>
+        <w:spacing w:after="60"/>
+      </w:pPr>
+      <w:r>
+        <w:t xml:space="preserve">Quem </w:t>
+      </w:r>
+      <w:r>
+        <w:rPr>
+          <w:b/>
+          <w:bCs/>
+        </w:rPr>
+        <w:t xml:space="preserve">já está inativo</w:t>
+      </w:r>
+      <w:r>
+        <w:t xml:space="preserve"> no CNN não recebe PATCH. Se ainda não há bloqueio registrado para a falta vigente, o paciente entra no laço só para </w:t>
+      </w:r>
+      <w:r>
+        <w:rPr>
+          <w:b/>
+          <w:bCs/>
+        </w:rPr>
+        <w:t xml:space="preserve">registrar</w:t>
+      </w:r>
+      <w:r>
+        <w:t xml:space="preserve"> (</w:t>
+      </w:r>
+      <w:r>
+        <w:rPr>
+          <w:rFonts w:ascii="Consolas" w:cs="Consolas" w:eastAsia="Consolas" w:hAnsi="Consolas"/>
+          <w:color w:val="6A1BBF"/>
+          <w:sz w:val="18"/>
+          <w:szCs w:val="18"/>
+          <w:shd w:fill="F1ECFB" w:color="auto" w:val="clear"/>
+        </w:rPr>
+        <w:t xml:space="preserve">apenasRegistrar</w:t>
+      </w:r>
+      <w:r>
+        <w:t xml:space="preserve">). O controle passa a espelhar o CNN, e o painel tira o paciente de "Aguardando bloqueio".</w:t>
+      </w:r>
+    </w:p>
+    <w:p>
+      <w:pPr>
+        <w:pStyle w:val="ListParagraph"/>
+        <w:numPr>
+          <w:ilvl w:val="0"/>
+          <w:numId w:val="2"/>
+        </w:numPr>
+        <w:spacing w:after="60"/>
+      </w:pPr>
+      <w:r>
+        <w:t xml:space="preserve">Ciclo: de outubro a dezembro, 1/10 do ano corrente. De janeiro a setembro, 1/10 do ano anterior. (Até 08/10/2026 o ciclo começava em 1/8.)</w:t>
+      </w:r>
+    </w:p>
+    <w:p>
+      <w:pPr>
+        <w:spacing w:after="60"/>
+      </w:pPr>
+    </w:p>
+    <w:p>
+      <w:pPr>
+        <w:spacing w:after="120"/>
+      </w:pPr>
+      <w:r>
+        <w:t xml:space="preserve">Exemplo: 1ª falta em 2026-08-03 → bloqueado na execução seguinte e liberável a partir de 2026-10-02. Se a 2ª falta vier em 2026-09-10, a vigente passa a ser a 2ª e o paciente só pode ser liberado a partir de 2026-12-09 (90 dias a partir de 2026-09-10). Se ele ainda estiver ativo em 10/10 com essa falta (por exemplo, porque o fluxo não rodou), é bloqueado mesmo assim.</w:t>
+      </w:r>
+    </w:p>
+    <w:p>
+      <w:pPr>
         <w:spacing w:after="200" w:before="120"/>
         <w:jc w:val="center"/>
       </w:pPr>
       <w:r>
         <w:drawing>
           <wp:inline distT="0" distB="0" distL="0" distR="0">
-            <wp:extent cx="2724150" cy="8572500"/>
+            <wp:extent cx="3086100" cy="571500"/>
             <wp:effectExtent t="0" r="0" b="0" l="0"/>
             <wp:docPr id="21" name="" descr="" title=""/>
             <wp:cNvGraphicFramePr>
@@ -1300,7 +1573,7 @@
                   <pic:spPr bwMode="auto">
                     <a:xfrm>
                       <a:off x="0" y="0"/>
-                      <a:ext cx="2724150" cy="8572500"/>
+                      <a:ext cx="3086100" cy="571500"/>
                     </a:xfrm>
                     <a:prstGeom prst="rect">
                       <a:avLst/>
@@ -1315,21 +1588,39 @@
     </w:p>
     <w:p>
       <w:pPr>
-        <w:pStyle w:val="Heading3"/>
-      </w:pPr>
-      <w:r>
-        <w:t xml:space="preserve">Parte 2: decidir quem bloquear e bloquear no CNN</w:t>
-      </w:r>
+        <w:pStyle w:val="Heading2"/>
+      </w:pPr>
+      <w:bookmarkStart w:name="_Toc76" w:id="76"/>
+      <w:r>
+        <w:t xml:space="preserve">Fluxograma</w:t>
+      </w:r>
+      <w:bookmarkEnd w:id="76"/>
     </w:p>
     <w:p>
       <w:pPr>
+        <w:spacing w:after="120"/>
+      </w:pPr>
+      <w:r>
+        <w:t xml:space="preserve">O fluxo tem duas partes: primeiro ele lê a agenda e grava as faltas; depois decide quem bloquear e bloqueia no CNN.</w:t>
+      </w:r>
+    </w:p>
+    <w:p>
+      <w:pPr>
+        <w:pStyle w:val="Heading3"/>
+      </w:pPr>
+      <w:r>
+        <w:t xml:space="preserve">Parte 1: ler a agenda e gravar as faltas</w:t>
+      </w:r>
+    </w:p>
+    <w:p>
+      <w:pPr>
         <w:spacing w:after="200" w:before="120"/>
         <w:jc w:val="center"/>
       </w:pPr>
       <w:r>
         <w:drawing>
           <wp:inline distT="0" distB="0" distL="0" distR="0">
-            <wp:extent cx="3543300" cy="8572500"/>
+            <wp:extent cx="2724150" cy="8572500"/>
             <wp:effectExtent t="0" r="0" b="0" l="0"/>
             <wp:docPr id="22" name="" descr="" title=""/>
             <wp:cNvGraphicFramePr>
@@ -1354,6 +1645,60 @@
                   <pic:spPr bwMode="auto">
                     <a:xfrm>
                       <a:off x="0" y="0"/>
+                      <a:ext cx="2724150" cy="8572500"/>
+                    </a:xfrm>
+                    <a:prstGeom prst="rect">
+                      <a:avLst/>
+                    </a:prstGeom>
+                  </pic:spPr>
+                </pic:pic>
+              </a:graphicData>
+            </a:graphic>
+          </wp:inline>
+        </w:drawing>
+      </w:r>
+    </w:p>
+    <w:p>
+      <w:pPr>
+        <w:pStyle w:val="Heading3"/>
+      </w:pPr>
+      <w:r>
+        <w:t xml:space="preserve">Parte 2: decidir quem bloquear e bloquear no CNN</w:t>
+      </w:r>
+    </w:p>
+    <w:p>
+      <w:pPr>
+        <w:spacing w:after="200" w:before="120"/>
+        <w:jc w:val="center"/>
+      </w:pPr>
+      <w:r>
+        <w:drawing>
+          <wp:inline distT="0" distB="0" distL="0" distR="0">
+            <wp:extent cx="3543300" cy="8572500"/>
+            <wp:effectExtent t="0" r="0" b="0" l="0"/>
+            <wp:docPr id="23" name="" descr="" title=""/>
+            <wp:cNvGraphicFramePr>
+              <a:graphicFrameLocks xmlns:a="http://schemas.openxmlformats.org/drawingml/2006/main" noChangeAspect="1"/>
+            </wp:cNvGraphicFramePr>
+            <a:graphic xmlns:a="http://schemas.openxmlformats.org/drawingml/2006/main">
+              <a:graphicData uri="http://schemas.openxmlformats.org/drawingml/2006/picture">
+                <pic:pic xmlns:pic="http://schemas.openxmlformats.org/drawingml/2006/picture">
+                  <pic:nvPicPr>
+                    <pic:cNvPr id="0" name="" descr=""/>
+                    <pic:cNvPicPr>
+                      <a:picLocks noChangeAspect="1" noChangeArrowheads="1"/>
+                    </pic:cNvPicPr>
+                  </pic:nvPicPr>
+                  <pic:blipFill>
+                    <a:blip r:embed="rId13" cstate="none"/>
+                    <a:srcRect/>
+                    <a:stretch>
+                      <a:fillRect/>
+                    </a:stretch>
+                  </pic:blipFill>
+                  <pic:spPr bwMode="auto">
+                    <a:xfrm>
+                      <a:off x="0" y="0"/>
                       <a:ext cx="3543300" cy="8572500"/>
                     </a:xfrm>
                     <a:prstGeom prst="rect">
@@ -1371,11 +1716,11 @@
       <w:pPr>
         <w:pStyle w:val="Heading2"/>
       </w:pPr>
-      <w:bookmarkStart w:name="_Toc73" w:id="73"/>
+      <w:bookmarkStart w:name="_Toc77" w:id="77"/>
       <w:r>
         <w:t xml:space="preserve">Passo a passo</w:t>
       </w:r>
-      <w:bookmarkEnd w:id="73"/>
+      <w:bookmarkEnd w:id="77"/>
     </w:p>
     <w:tbl>
       <w:tblPr>
@@ -6093,11 +6438,11 @@
       <w:pPr>
         <w:pStyle w:val="Heading2"/>
       </w:pPr>
-      <w:bookmarkStart w:name="_Toc74" w:id="74"/>
+      <w:bookmarkStart w:name="_Toc78" w:id="78"/>
       <w:r>
         <w:t xml:space="preserve">Entradas e saídas</w:t>
       </w:r>
-      <w:bookmarkEnd w:id="74"/>
+      <w:bookmarkEnd w:id="78"/>
     </w:p>
     <w:tbl>
       <w:tblPr>
@@ -6745,11 +7090,11 @@
       <w:pPr>
         <w:pStyle w:val="Heading2"/>
       </w:pPr>
-      <w:bookmarkStart w:name="_Toc75" w:id="75"/>
+      <w:bookmarkStart w:name="_Toc79" w:id="79"/>
       <w:r>
         <w:t xml:space="preserve">Limites conhecidos</w:t>
       </w:r>
-      <w:bookmarkEnd w:id="75"/>
+      <w:bookmarkEnd w:id="79"/>
     </w:p>
     <w:p>
       <w:pPr>
@@ -7082,11 +7427,11 @@
       <w:pPr>
         <w:pStyle w:val="Heading2"/>
       </w:pPr>
-      <w:bookmarkStart w:name="_Toc76" w:id="76"/>
+      <w:bookmarkStart w:name="_Toc80" w:id="80"/>
       <w:r>
         <w:t xml:space="preserve">Configuração</w:t>
       </w:r>
-      <w:bookmarkEnd w:id="76"/>
+      <w:bookmarkEnd w:id="80"/>
     </w:p>
     <w:tbl>
       <w:tblPr>
@@ -7102,9 +7447,9 @@
         <w:tblLayout w:type="fixed"/>
       </w:tblPr>
       <w:tblGrid>
-        <w:gridCol w:w="1760"/>
-        <w:gridCol w:w="3347"/>
-        <w:gridCol w:w="4532"/>
+        <w:gridCol w:w="1591"/>
+        <w:gridCol w:w="3948"/>
+        <w:gridCol w:w="4098"/>
       </w:tblGrid>
       <w:tr>
         <w:trPr>
@@ -7112,7 +7457,7 @@
         </w:trPr>
         <w:tc>
           <w:tcPr>
-            <w:tcW w:type="dxa" w:w="1760"/>
+            <w:tcW w:type="dxa" w:w="1591"/>
             <w:shd w:fill="1C1FC8" w:color="auto" w:val="clear"/>
             <w:tcMar>
               <w:top w:type="dxa" w:w="60"/>
@@ -7137,7 +7482,7 @@
         </w:tc>
         <w:tc>
           <w:tcPr>
-            <w:tcW w:type="dxa" w:w="3347"/>
+            <w:tcW w:type="dxa" w:w="3948"/>
             <w:shd w:fill="1C1FC8" w:color="auto" w:val="clear"/>
             <w:tcMar>
               <w:top w:type="dxa" w:w="60"/>
@@ -7162,7 +7507,7 @@
         </w:tc>
         <w:tc>
           <w:tcPr>
-            <w:tcW w:type="dxa" w:w="4532"/>
+            <w:tcW w:type="dxa" w:w="4098"/>
             <w:shd w:fill="1C1FC8" w:color="auto" w:val="clear"/>
             <w:tcMar>
               <w:top w:type="dxa" w:w="60"/>
@@ -7192,7 +7537,7 @@
         </w:trPr>
         <w:tc>
           <w:tcPr>
-            <w:tcW w:type="dxa" w:w="1760"/>
+            <w:tcW w:type="dxa" w:w="1591"/>
             <w:tcMar>
               <w:top w:type="dxa" w:w="60"/>
               <w:left w:type="dxa" w:w="100"/>
@@ -7211,7 +7556,7 @@
         </w:tc>
         <w:tc>
           <w:tcPr>
-            <w:tcW w:type="dxa" w:w="3347"/>
+            <w:tcW w:type="dxa" w:w="3948"/>
             <w:tcMar>
               <w:top w:type="dxa" w:w="60"/>
               <w:left w:type="dxa" w:w="100"/>
@@ -7237,7 +7582,7 @@
         </w:tc>
         <w:tc>
           <w:tcPr>
-            <w:tcW w:type="dxa" w:w="4532"/>
+            <w:tcW w:type="dxa" w:w="4098"/>
             <w:tcMar>
               <w:top w:type="dxa" w:w="60"/>
               <w:left w:type="dxa" w:w="100"/>
@@ -7268,7 +7613,7 @@
         </w:trPr>
         <w:tc>
           <w:tcPr>
-            <w:tcW w:type="dxa" w:w="1760"/>
+            <w:tcW w:type="dxa" w:w="1591"/>
             <w:shd w:fill="F6F4FE" w:color="auto" w:val="clear"/>
             <w:tcMar>
               <w:top w:type="dxa" w:w="60"/>
@@ -7288,7 +7633,7 @@
         </w:tc>
         <w:tc>
           <w:tcPr>
-            <w:tcW w:type="dxa" w:w="3347"/>
+            <w:tcW w:type="dxa" w:w="3948"/>
             <w:shd w:fill="F6F4FE" w:color="auto" w:val="clear"/>
             <w:tcMar>
               <w:top w:type="dxa" w:w="60"/>
@@ -7341,7 +7686,7 @@
         </w:tc>
         <w:tc>
           <w:tcPr>
-            <w:tcW w:type="dxa" w:w="4532"/>
+            <w:tcW w:type="dxa" w:w="4098"/>
             <w:shd w:fill="F6F4FE" w:color="auto" w:val="clear"/>
             <w:tcMar>
               <w:top w:type="dxa" w:w="60"/>
@@ -7373,7 +7718,7 @@
         </w:trPr>
         <w:tc>
           <w:tcPr>
-            <w:tcW w:type="dxa" w:w="1760"/>
+            <w:tcW w:type="dxa" w:w="1591"/>
             <w:tcMar>
               <w:top w:type="dxa" w:w="60"/>
               <w:left w:type="dxa" w:w="100"/>
@@ -7392,7 +7737,7 @@
         </w:tc>
         <w:tc>
           <w:tcPr>
-            <w:tcW w:type="dxa" w:w="3347"/>
+            <w:tcW w:type="dxa" w:w="3948"/>
             <w:tcMar>
               <w:top w:type="dxa" w:w="60"/>
               <w:left w:type="dxa" w:w="100"/>
@@ -7431,7 +7776,7 @@
         </w:tc>
         <w:tc>
           <w:tcPr>
-            <w:tcW w:type="dxa" w:w="4532"/>
+            <w:tcW w:type="dxa" w:w="4098"/>
             <w:tcMar>
               <w:top w:type="dxa" w:w="60"/>
               <w:left w:type="dxa" w:w="100"/>
@@ -7465,7 +7810,7 @@
         </w:trPr>
         <w:tc>
           <w:tcPr>
-            <w:tcW w:type="dxa" w:w="1760"/>
+            <w:tcW w:type="dxa" w:w="1591"/>
             <w:shd w:fill="F6F4FE" w:color="auto" w:val="clear"/>
             <w:tcMar>
               <w:top w:type="dxa" w:w="60"/>
@@ -7485,7 +7830,7 @@
         </w:tc>
         <w:tc>
           <w:tcPr>
-            <w:tcW w:type="dxa" w:w="3347"/>
+            <w:tcW w:type="dxa" w:w="3948"/>
             <w:shd w:fill="F6F4FE" w:color="auto" w:val="clear"/>
             <w:tcMar>
               <w:top w:type="dxa" w:w="60"/>
@@ -7528,7 +7873,7 @@
         </w:tc>
         <w:tc>
           <w:tcPr>
-            <w:tcW w:type="dxa" w:w="4532"/>
+            <w:tcW w:type="dxa" w:w="4098"/>
             <w:shd w:fill="F6F4FE" w:color="auto" w:val="clear"/>
             <w:tcMar>
               <w:top w:type="dxa" w:w="60"/>
@@ -7563,7 +7908,7 @@
         </w:trPr>
         <w:tc>
           <w:tcPr>
-            <w:tcW w:type="dxa" w:w="1760"/>
+            <w:tcW w:type="dxa" w:w="1591"/>
             <w:tcMar>
               <w:top w:type="dxa" w:w="60"/>
               <w:left w:type="dxa" w:w="100"/>
@@ -7582,7 +7927,7 @@
         </w:tc>
         <w:tc>
           <w:tcPr>
-            <w:tcW w:type="dxa" w:w="3347"/>
+            <w:tcW w:type="dxa" w:w="3948"/>
             <w:tcMar>
               <w:top w:type="dxa" w:w="60"/>
               <w:left w:type="dxa" w:w="100"/>
@@ -7611,7 +7956,7 @@
         </w:tc>
         <w:tc>
           <w:tcPr>
-            <w:tcW w:type="dxa" w:w="4532"/>
+            <w:tcW w:type="dxa" w:w="4098"/>
             <w:tcMar>
               <w:top w:type="dxa" w:w="60"/>
               <w:left w:type="dxa" w:w="100"/>
@@ -7645,7 +7990,7 @@
         </w:trPr>
         <w:tc>
           <w:tcPr>
-            <w:tcW w:type="dxa" w:w="1760"/>
+            <w:tcW w:type="dxa" w:w="1591"/>
             <w:shd w:fill="F6F4FE" w:color="auto" w:val="clear"/>
             <w:tcMar>
               <w:top w:type="dxa" w:w="60"/>
@@ -7665,7 +8010,7 @@
         </w:tc>
         <w:tc>
           <w:tcPr>
-            <w:tcW w:type="dxa" w:w="3347"/>
+            <w:tcW w:type="dxa" w:w="3948"/>
             <w:shd w:fill="F6F4FE" w:color="auto" w:val="clear"/>
             <w:tcMar>
               <w:top w:type="dxa" w:w="60"/>
@@ -7692,7 +8037,7 @@
         </w:tc>
         <w:tc>
           <w:tcPr>
-            <w:tcW w:type="dxa" w:w="4532"/>
+            <w:tcW w:type="dxa" w:w="4098"/>
             <w:shd w:fill="F6F4FE" w:color="auto" w:val="clear"/>
             <w:tcMar>
               <w:top w:type="dxa" w:w="60"/>
@@ -7724,7 +8069,7 @@
         </w:trPr>
         <w:tc>
           <w:tcPr>
-            <w:tcW w:type="dxa" w:w="1760"/>
+            <w:tcW w:type="dxa" w:w="1591"/>
             <w:tcMar>
               <w:top w:type="dxa" w:w="60"/>
               <w:left w:type="dxa" w:w="100"/>
@@ -7743,7 +8088,7 @@
         </w:tc>
         <w:tc>
           <w:tcPr>
-            <w:tcW w:type="dxa" w:w="3347"/>
+            <w:tcW w:type="dxa" w:w="3948"/>
             <w:tcMar>
               <w:top w:type="dxa" w:w="60"/>
               <w:left w:type="dxa" w:w="100"/>
@@ -7785,7 +8130,7 @@
         </w:tc>
         <w:tc>
           <w:tcPr>
-            <w:tcW w:type="dxa" w:w="4532"/>
+            <w:tcW w:type="dxa" w:w="4098"/>
             <w:tcMar>
               <w:top w:type="dxa" w:w="60"/>
               <w:left w:type="dxa" w:w="100"/>
@@ -7816,7 +8161,7 @@
         </w:trPr>
         <w:tc>
           <w:tcPr>
-            <w:tcW w:type="dxa" w:w="1760"/>
+            <w:tcW w:type="dxa" w:w="1591"/>
             <w:shd w:fill="F6F4FE" w:color="auto" w:val="clear"/>
             <w:tcMar>
               <w:top w:type="dxa" w:w="60"/>
@@ -7836,7 +8181,7 @@
         </w:tc>
         <w:tc>
           <w:tcPr>
-            <w:tcW w:type="dxa" w:w="3347"/>
+            <w:tcW w:type="dxa" w:w="3948"/>
             <w:shd w:fill="F6F4FE" w:color="auto" w:val="clear"/>
             <w:tcMar>
               <w:top w:type="dxa" w:w="60"/>
@@ -7863,7 +8208,7 @@
         </w:tc>
         <w:tc>
           <w:tcPr>
-            <w:tcW w:type="dxa" w:w="4532"/>
+            <w:tcW w:type="dxa" w:w="4098"/>
             <w:shd w:fill="F6F4FE" w:color="auto" w:val="clear"/>
             <w:tcMar>
               <w:top w:type="dxa" w:w="60"/>
@@ -7895,7 +8240,7 @@
         </w:trPr>
         <w:tc>
           <w:tcPr>
-            <w:tcW w:type="dxa" w:w="1760"/>
+            <w:tcW w:type="dxa" w:w="1591"/>
             <w:tcMar>
               <w:top w:type="dxa" w:w="60"/>
               <w:left w:type="dxa" w:w="100"/>
@@ -7914,7 +8259,7 @@
         </w:tc>
         <w:tc>
           <w:tcPr>
-            <w:tcW w:type="dxa" w:w="3347"/>
+            <w:tcW w:type="dxa" w:w="3948"/>
             <w:tcMar>
               <w:top w:type="dxa" w:w="60"/>
               <w:left w:type="dxa" w:w="100"/>
@@ -7953,7 +8298,7 @@
         </w:tc>
         <w:tc>
           <w:tcPr>
-            <w:tcW w:type="dxa" w:w="4532"/>
+            <w:tcW w:type="dxa" w:w="4098"/>
             <w:tcMar>
               <w:top w:type="dxa" w:w="60"/>
               <w:left w:type="dxa" w:w="100"/>
@@ -8003,7 +8348,7 @@
         </w:trPr>
         <w:tc>
           <w:tcPr>
-            <w:tcW w:type="dxa" w:w="1760"/>
+            <w:tcW w:type="dxa" w:w="1591"/>
             <w:shd w:fill="F6F4FE" w:color="auto" w:val="clear"/>
             <w:tcMar>
               <w:top w:type="dxa" w:w="60"/>
@@ -8023,7 +8368,7 @@
         </w:tc>
         <w:tc>
           <w:tcPr>
-            <w:tcW w:type="dxa" w:w="3347"/>
+            <w:tcW w:type="dxa" w:w="3948"/>
             <w:shd w:fill="F6F4FE" w:color="auto" w:val="clear"/>
             <w:tcMar>
               <w:top w:type="dxa" w:w="60"/>
@@ -8057,13 +8402,13 @@
                 <w:szCs w:val="18"/>
                 <w:shd w:fill="F1ECFB" w:color="auto" w:val="clear"/>
               </w:rPr>
-              <w:t xml:space="preserve">TST Araguari</w:t>
-            </w:r>
-          </w:p>
-        </w:tc>
-        <w:tc>
-          <w:tcPr>
-            <w:tcW w:type="dxa" w:w="4532"/>
+              <w:t xml:space="preserve">TST Araguari - Integracao</w:t>
+            </w:r>
+          </w:p>
+        </w:tc>
+        <w:tc>
+          <w:tcPr>
+            <w:tcW w:type="dxa" w:w="4098"/>
             <w:shd w:fill="F6F4FE" w:color="auto" w:val="clear"/>
             <w:tcMar>
               <w:top w:type="dxa" w:w="60"/>
@@ -8078,6 +8423,176 @@
             </w:pPr>
             <w:r>
               <w:t xml:space="preserve">Nós HTTP e SQL</w:t>
+            </w:r>
+          </w:p>
+        </w:tc>
+      </w:tr>
+      <w:tr>
+        <w:trPr>
+          <w:cantSplit/>
+        </w:trPr>
+        <w:tc>
+          <w:tcPr>
+            <w:tcW w:type="dxa" w:w="1591"/>
+            <w:tcMar>
+              <w:top w:type="dxa" w:w="60"/>
+              <w:left w:type="dxa" w:w="100"/>
+              <w:bottom w:type="dxa" w:w="60"/>
+              <w:right w:type="dxa" w:w="100"/>
+            </w:tcMar>
+          </w:tcPr>
+          <w:p>
+            <w:pPr>
+              <w:spacing w:after="40" w:before="40"/>
+            </w:pPr>
+            <w:r>
+              <w:t xml:space="preserve">CID de cada unidade</w:t>
+            </w:r>
+          </w:p>
+        </w:tc>
+        <w:tc>
+          <w:tcPr>
+            <w:tcW w:type="dxa" w:w="3948"/>
+            <w:tcMar>
+              <w:top w:type="dxa" w:w="60"/>
+              <w:left w:type="dxa" w:w="100"/>
+              <w:bottom w:type="dxa" w:w="60"/>
+              <w:right w:type="dxa" w:w="100"/>
+            </w:tcMar>
+          </w:tcPr>
+          <w:p>
+            <w:pPr>
+              <w:spacing w:after="40" w:before="40"/>
+            </w:pPr>
+            <w:r>
+              <w:t xml:space="preserve">Variables do n8n, </w:t>
+            </w:r>
+            <w:r>
+              <w:rPr>
+                <w:rFonts w:ascii="Consolas" w:cs="Consolas" w:eastAsia="Consolas" w:hAnsi="Consolas"/>
+                <w:color w:val="6A1BBF"/>
+                <w:sz w:val="18"/>
+                <w:szCs w:val="18"/>
+                <w:shd w:fill="F1ECFB" w:color="auto" w:val="clear"/>
+              </w:rPr>
+              <w:t xml:space="preserve">CNN_CID_&lt;código&gt;</w:t>
+            </w:r>
+          </w:p>
+        </w:tc>
+        <w:tc>
+          <w:tcPr>
+            <w:tcW w:type="dxa" w:w="4098"/>
+            <w:tcMar>
+              <w:top w:type="dxa" w:w="60"/>
+              <w:left w:type="dxa" w:w="100"/>
+              <w:bottom w:type="dxa" w:w="60"/>
+              <w:right w:type="dxa" w:w="100"/>
+            </w:tcMar>
+          </w:tcPr>
+          <w:p>
+            <w:pPr>
+              <w:spacing w:after="40" w:before="40"/>
+            </w:pPr>
+            <w:r>
+              <w:t xml:space="preserve">Header </w:t>
+            </w:r>
+            <w:r>
+              <w:rPr>
+                <w:rFonts w:ascii="Consolas" w:cs="Consolas" w:eastAsia="Consolas" w:hAnsi="Consolas"/>
+                <w:color w:val="6A1BBF"/>
+                <w:sz w:val="18"/>
+                <w:szCs w:val="18"/>
+                <w:shd w:fill="F1ECFB" w:color="auto" w:val="clear"/>
+              </w:rPr>
+              <w:t xml:space="preserve">clinicaNasNuvens-cid</w:t>
+            </w:r>
+            <w:r>
+              <w:t xml:space="preserve"> dos nós HTTP do subfluxo</w:t>
+            </w:r>
+          </w:p>
+        </w:tc>
+      </w:tr>
+      <w:tr>
+        <w:trPr>
+          <w:cantSplit/>
+        </w:trPr>
+        <w:tc>
+          <w:tcPr>
+            <w:tcW w:type="dxa" w:w="1591"/>
+            <w:shd w:fill="F6F4FE" w:color="auto" w:val="clear"/>
+            <w:tcMar>
+              <w:top w:type="dxa" w:w="60"/>
+              <w:left w:type="dxa" w:w="100"/>
+              <w:bottom w:type="dxa" w:w="60"/>
+              <w:right w:type="dxa" w:w="100"/>
+            </w:tcMar>
+          </w:tcPr>
+          <w:p>
+            <w:pPr>
+              <w:spacing w:after="40" w:before="40"/>
+            </w:pPr>
+            <w:r>
+              <w:t xml:space="preserve">Subfluxo chamado</w:t>
+            </w:r>
+          </w:p>
+        </w:tc>
+        <w:tc>
+          <w:tcPr>
+            <w:tcW w:type="dxa" w:w="3948"/>
+            <w:shd w:fill="F6F4FE" w:color="auto" w:val="clear"/>
+            <w:tcMar>
+              <w:top w:type="dxa" w:w="60"/>
+              <w:left w:type="dxa" w:w="100"/>
+              <w:bottom w:type="dxa" w:w="60"/>
+              <w:right w:type="dxa" w:w="100"/>
+            </w:tcMar>
+          </w:tcPr>
+          <w:p>
+            <w:pPr>
+              <w:spacing w:after="40" w:before="40"/>
+            </w:pPr>
+            <w:r>
+              <w:rPr>
+                <w:rFonts w:ascii="Consolas" w:cs="Consolas" w:eastAsia="Consolas" w:hAnsi="Consolas"/>
+                <w:color w:val="6A1BBF"/>
+                <w:sz w:val="18"/>
+                <w:szCs w:val="18"/>
+                <w:shd w:fill="F1ECFB" w:color="auto" w:val="clear"/>
+              </w:rPr>
+              <w:t xml:space="preserve">bloqueioPacientesFaltasUnidade</w:t>
+            </w:r>
+            <w:r>
+              <w:t xml:space="preserve"> (escolhido à mão depois de importar)</w:t>
+            </w:r>
+          </w:p>
+        </w:tc>
+        <w:tc>
+          <w:tcPr>
+            <w:tcW w:type="dxa" w:w="4098"/>
+            <w:shd w:fill="F6F4FE" w:color="auto" w:val="clear"/>
+            <w:tcMar>
+              <w:top w:type="dxa" w:w="60"/>
+              <w:left w:type="dxa" w:w="100"/>
+              <w:bottom w:type="dxa" w:w="60"/>
+              <w:right w:type="dxa" w:w="100"/>
+            </w:tcMar>
+          </w:tcPr>
+          <w:p>
+            <w:pPr>
+              <w:spacing w:after="40" w:before="40"/>
+            </w:pPr>
+            <w:r>
+              <w:rPr>
+                <w:rFonts w:ascii="Consolas" w:cs="Consolas" w:eastAsia="Consolas" w:hAnsi="Consolas"/>
+                <w:color w:val="6A1BBF"/>
+                <w:sz w:val="18"/>
+                <w:szCs w:val="18"/>
+                <w:shd w:fill="F1ECFB" w:color="auto" w:val="clear"/>
+              </w:rPr>
+              <w:t xml:space="preserve">bloquear unidade</w:t>
+            </w:r>
+            <w:r>
+              <w:t xml:space="preserve"> (fluxo principal)</w:t>
             </w:r>
           </w:p>
         </w:tc>
